--- a/machine_learning_basics/mlbasics_test_answers.docx
+++ b/machine_learning_basics/mlbasics_test_answers.docx
@@ -75,59 +75,22 @@
     </w:p>
     <w:p>
       <w:r>
-        <w:t xml:space="preserve">Since </w:t>
-      </w:r>
-      <w:proofErr w:type="spellStart"/>
-      <w:r>
-        <w:t>labeling</w:t>
-      </w:r>
-      <w:proofErr w:type="spellEnd"/>
-      <w:r>
-        <w:t xml:space="preserve"> data is usually time-consuming and costly, you will often</w:t>
-      </w:r>
-    </w:p>
-    <w:p>
-      <w:r>
-        <w:t xml:space="preserve">have plenty of </w:t>
-      </w:r>
-      <w:proofErr w:type="spellStart"/>
-      <w:r>
-        <w:t>unlabeled</w:t>
-      </w:r>
-      <w:proofErr w:type="spellEnd"/>
-      <w:r>
-        <w:t xml:space="preserve"> instances, and few </w:t>
-      </w:r>
-      <w:proofErr w:type="spellStart"/>
-      <w:r>
-        <w:t>labeled</w:t>
-      </w:r>
-      <w:proofErr w:type="spellEnd"/>
-      <w:r>
-        <w:t xml:space="preserve"> instances. Some</w:t>
-      </w:r>
-    </w:p>
-    <w:p>
-      <w:r>
-        <w:t xml:space="preserve">algorithms can deal with data that’s partially </w:t>
-      </w:r>
-      <w:proofErr w:type="spellStart"/>
-      <w:r>
-        <w:t>labeled</w:t>
-      </w:r>
-      <w:proofErr w:type="spellEnd"/>
-      <w:r>
-        <w:t>. This is called</w:t>
-      </w:r>
-    </w:p>
-    <w:p>
-      <w:proofErr w:type="spellStart"/>
-      <w:r>
-        <w:t>semisupervised</w:t>
-      </w:r>
-      <w:proofErr w:type="spellEnd"/>
-      <w:r>
-        <w:t xml:space="preserve"> learning</w:t>
+        <w:t>Since labeling data is usually time-consuming and costly, you will often</w:t>
+      </w:r>
+    </w:p>
+    <w:p>
+      <w:r>
+        <w:t>have plenty of unlabeled instances, and few labeled instances. Some</w:t>
+      </w:r>
+    </w:p>
+    <w:p>
+      <w:r>
+        <w:t>algorithms can deal with data that’s partially labeled. This is called</w:t>
+      </w:r>
+    </w:p>
+    <w:p>
+      <w:r>
+        <w:t>semisupervised learning</w:t>
       </w:r>
     </w:p>
     <w:p>
@@ -147,23 +110,7 @@
     </w:p>
     <w:p>
       <w:r>
-        <w:t xml:space="preserve">Some photo-hosting services, such as Google Photos, are good examples of this. Once you upload all your family photos to the service, it automatically recognizes that the same person A shows up in photos 1, 5, and 11, while another person B shows up in photos 2, 5, and 7. This is the unsupervised part of the algorithm (clustering). Now all the system needs </w:t>
-      </w:r>
-      <w:proofErr w:type="gramStart"/>
-      <w:r>
-        <w:t>is</w:t>
-      </w:r>
-      <w:proofErr w:type="gramEnd"/>
-      <w:r>
-        <w:t xml:space="preserve"> for you to tell it who these people are. Just add one label per person and it is able to name everyone in every photo, which is useful for searching photos. 4 Most </w:t>
-      </w:r>
-      <w:proofErr w:type="spellStart"/>
-      <w:r>
-        <w:t>semisupervised</w:t>
-      </w:r>
-      <w:proofErr w:type="spellEnd"/>
-      <w:r>
-        <w:t xml:space="preserve"> learning algorithms are combinations of unsupervised and supervised algorithms.</w:t>
+        <w:t>Some photo-hosting services, such as Google Photos, are good examples of this. Once you upload all your family photos to the service, it automatically recognizes that the same person A shows up in photos 1, 5, and 11, while another person B shows up in photos 2, 5, and 7. This is the unsupervised part of the algorithm (clustering). Now all the system needs is for you to tell it who these people are. Just add one label per person and it is able to name everyone in every photo, which is useful for searching photos. 4 Most semisupervised learning algorithms are combinations of unsupervised and supervised algorithms.</w:t>
       </w:r>
     </w:p>
     <w:p>
@@ -449,15 +396,7 @@
     </w:p>
     <w:p>
       <w:r>
-        <w:t xml:space="preserve">In below formula P is number of input variables. N total number </w:t>
-      </w:r>
-      <w:proofErr w:type="spellStart"/>
-      <w:r>
-        <w:t>of`samples</w:t>
-      </w:r>
-      <w:proofErr w:type="spellEnd"/>
-      <w:r>
-        <w:t>.</w:t>
+        <w:t>In below formula P is number of input variables. N total number of`samples.</w:t>
       </w:r>
     </w:p>
     <w:p>
@@ -701,23 +640,8 @@
         <w:t>) to +1(perfect positive</w:t>
       </w:r>
       <w:r>
-        <w:t xml:space="preserve"> </w:t>
-      </w:r>
-      <w:proofErr w:type="spellStart"/>
-      <w:proofErr w:type="gramStart"/>
-      <w:r>
-        <w:t>x,y</w:t>
-      </w:r>
-      <w:proofErr w:type="spellEnd"/>
-      <w:proofErr w:type="gramEnd"/>
-      <w:r>
-        <w:t xml:space="preserve"> will </w:t>
-      </w:r>
-      <w:proofErr w:type="gramStart"/>
-      <w:r>
-        <w:t>increased</w:t>
-      </w:r>
-      <w:proofErr w:type="gramEnd"/>
+        <w:t xml:space="preserve"> x,y will increased</w:t>
+      </w:r>
       <w:r>
         <w:t>), with 0 indicating no linear correlation.</w:t>
       </w:r>
@@ -852,21 +776,7 @@
           <w:lang w:val="en-US"/>
         </w:rPr>
         <w:lastRenderedPageBreak/>
-        <w:t xml:space="preserve">For all kind of regression model we have to give highly corelated fields with target variable is important, we have to pick a feature that has correlation greater than or equal to the 0.5, in the below describes the house price prediction correlation, the target label price has highly correlated with the feature called room size, so this needs to be </w:t>
-      </w:r>
-      <w:proofErr w:type="spellStart"/>
-      <w:r>
-        <w:rPr>
-          <w:lang w:val="en-US"/>
-        </w:rPr>
-        <w:t>give</w:t>
-      </w:r>
-      <w:proofErr w:type="spellEnd"/>
-      <w:r>
-        <w:rPr>
-          <w:lang w:val="en-US"/>
-        </w:rPr>
-        <w:t xml:space="preserve"> to the model for training, if we give less correlated feature than the model’s accuracy will be decreased.</w:t>
+        <w:t>For all kind of regression model we have to give highly corelated fields with target variable is important, we have to pick a feature that has correlation greater than or equal to the 0.5, in the below describes the house price prediction correlation, the target label price has highly correlated with the feature called room size, so this needs to be give to the model for training, if we give less correlated feature than the model’s accuracy will be decreased.</w:t>
       </w:r>
     </w:p>
     <w:p>
@@ -954,40 +864,23 @@
         <w:t>80,20</w:t>
       </w:r>
       <w:r>
-        <w:t xml:space="preserve"> </w:t>
-      </w:r>
-      <w:proofErr w:type="gramStart"/>
-      <w:r>
-        <w:t>ratio</w:t>
-      </w:r>
-      <w:proofErr w:type="gramEnd"/>
-      <w:r>
-        <w:t xml:space="preserve">. </w:t>
-      </w:r>
-    </w:p>
-    <w:p>
-      <w:pPr>
-        <w:rPr>
-          <w:b/>
-          <w:bCs/>
-        </w:rPr>
-      </w:pPr>
-      <w:r>
-        <w:rPr>
-          <w:b/>
-          <w:bCs/>
-        </w:rPr>
-        <w:t xml:space="preserve">In </w:t>
-      </w:r>
-      <w:proofErr w:type="spellStart"/>
-      <w:r>
-        <w:rPr>
-          <w:b/>
-          <w:bCs/>
-        </w:rPr>
-        <w:t>kfold</w:t>
-      </w:r>
-      <w:proofErr w:type="spellEnd"/>
+        <w:t xml:space="preserve"> ratio. </w:t>
+      </w:r>
+    </w:p>
+    <w:p>
+      <w:pPr>
+        <w:rPr>
+          <w:b/>
+          <w:bCs/>
+        </w:rPr>
+      </w:pPr>
+      <w:r>
+        <w:rPr>
+          <w:b/>
+          <w:bCs/>
+        </w:rPr>
+        <w:t>In kfold</w:t>
+      </w:r>
       <w:r>
         <w:t xml:space="preserve"> all the red box will be the validation data. </w:t>
       </w:r>
@@ -1108,15 +1001,7 @@
         <w:t xml:space="preserve">. </w:t>
       </w:r>
       <w:r>
-        <w:t xml:space="preserve">If we have 100 rows for data the iteration of this k-fold validation will be 100, on each iteration it takes only on data for test, </w:t>
-      </w:r>
-      <w:proofErr w:type="gramStart"/>
-      <w:r>
-        <w:t>So</w:t>
-      </w:r>
-      <w:proofErr w:type="gramEnd"/>
-      <w:r>
-        <w:t xml:space="preserve"> in first iteration only the first row will be used for test, and second iteration second row will be used for test and so on.</w:t>
+        <w:t>If we have 100 rows for data the iteration of this k-fold validation will be 100, on each iteration it takes only on data for test, So in first iteration only the first row will be used for test, and second iteration second row will be used for test and so on.</w:t>
       </w:r>
     </w:p>
     <w:p>
@@ -1155,23 +1040,7 @@
           <w:b/>
           <w:bCs/>
         </w:rPr>
-        <w:t xml:space="preserve"> P </w:t>
-      </w:r>
-      <w:proofErr w:type="gramStart"/>
-      <w:r>
-        <w:rPr>
-          <w:b/>
-          <w:bCs/>
-        </w:rPr>
-        <w:t>number</w:t>
-      </w:r>
-      <w:proofErr w:type="gramEnd"/>
-      <w:r>
-        <w:rPr>
-          <w:b/>
-          <w:bCs/>
-        </w:rPr>
-        <w:t xml:space="preserve"> of data for test</w:t>
+        <w:t xml:space="preserve"> P number of data for test</w:t>
       </w:r>
       <w:r>
         <w:rPr>
@@ -1181,15 +1050,7 @@
         <w:t>ing</w:t>
       </w:r>
       <w:r>
-        <w:t xml:space="preserve">, if the p is 3 then it will take only 3 </w:t>
-      </w:r>
-      <w:proofErr w:type="gramStart"/>
-      <w:r>
-        <w:t>row</w:t>
-      </w:r>
-      <w:proofErr w:type="gramEnd"/>
-      <w:r>
-        <w:t xml:space="preserve"> for each iteration fold.</w:t>
+        <w:t>, if the p is 3 then it will take only 3 row for each iteration fold.</w:t>
       </w:r>
     </w:p>
     <w:p/>
@@ -1202,15 +1063,7 @@
         <w:t xml:space="preserve">11. </w:t>
       </w:r>
       <w:r>
-        <w:t xml:space="preserve">It is one of the supervised learning </w:t>
-      </w:r>
-      <w:proofErr w:type="gramStart"/>
-      <w:r>
-        <w:t>technique</w:t>
-      </w:r>
-      <w:proofErr w:type="gramEnd"/>
-      <w:r>
-        <w:t xml:space="preserve"> that </w:t>
+        <w:t xml:space="preserve">It is one of the supervised learning technique that </w:t>
       </w:r>
       <w:r>
         <w:t xml:space="preserve">takes </w:t>
@@ -1274,15 +1127,7 @@
     </w:p>
     <w:p>
       <w:r>
-        <w:t xml:space="preserve">                      </w:t>
-      </w:r>
-      <w:proofErr w:type="gramStart"/>
-      <w:r>
-        <w:t>young  middle</w:t>
-      </w:r>
-      <w:proofErr w:type="gramEnd"/>
-      <w:r>
-        <w:t xml:space="preserve">   senior</w:t>
+        <w:t>                      young  middle   senior</w:t>
       </w:r>
     </w:p>
     <w:p>
@@ -1396,6 +1241,7 @@
         <w:rPr>
           <w:b/>
           <w:bCs/>
+          <w:noProof/>
         </w:rPr>
         <w:drawing>
           <wp:inline distT="0" distB="0" distL="0" distR="0" wp14:anchorId="782BF804" wp14:editId="49D6BA92">
@@ -1445,6 +1291,7 @@
         <w:rPr>
           <w:b/>
           <w:bCs/>
+          <w:noProof/>
         </w:rPr>
         <w:lastRenderedPageBreak/>
         <w:drawing>
@@ -1536,6 +1383,9 @@
     </w:p>
     <w:p>
       <w:r>
+        <w:rPr>
+          <w:noProof/>
+        </w:rPr>
         <w:drawing>
           <wp:inline distT="0" distB="0" distL="0" distR="0" wp14:anchorId="63A3571E" wp14:editId="0C520F51">
             <wp:extent cx="3215919" cy="1379340"/>
@@ -1642,6 +1492,9 @@
     </w:p>
     <w:p>
       <w:r>
+        <w:rPr>
+          <w:noProof/>
+        </w:rPr>
         <w:drawing>
           <wp:inline distT="0" distB="0" distL="0" distR="0" wp14:anchorId="6A331830" wp14:editId="40F7F215">
             <wp:extent cx="4449777" cy="701040"/>
@@ -1768,7 +1621,7 @@
           <w:bCs/>
         </w:rPr>
         <w:pict w14:anchorId="52900AE1">
-          <v:rect id="_x0000_i1031" style="width:0;height:1.5pt" o:hralign="center" o:hrstd="t" o:hr="t" fillcolor="#a0a0a0" stroked="f"/>
+          <v:rect id="_x0000_i1025" style="width:0;height:1.5pt" o:hralign="center" o:hrstd="t" o:hr="t" fillcolor="#a0a0a0" stroked="f"/>
         </w:pict>
       </w:r>
     </w:p>
@@ -1856,6 +1709,21 @@
     <w:p>
       <w:pPr>
         <w:rPr>
+          <w:i/>
+          <w:iCs/>
+        </w:rPr>
+      </w:pPr>
+      <w:r>
+        <w:rPr>
+          <w:i/>
+          <w:iCs/>
+        </w:rPr>
+        <w:t>It takes the high Information gain feature to form the decision tree.</w:t>
+      </w:r>
+    </w:p>
+    <w:p>
+      <w:pPr>
+        <w:rPr>
           <w:b/>
           <w:bCs/>
         </w:rPr>
@@ -1893,21 +1761,8 @@
       <w:r>
         <w:t xml:space="preserve">      </w:t>
       </w:r>
-      <w:proofErr w:type="spellStart"/>
-      <w:r>
-        <w:t>Non linear</w:t>
-      </w:r>
-      <w:proofErr w:type="spellEnd"/>
-      <w:r>
-        <w:t xml:space="preserve"> regression - </w:t>
-      </w:r>
-      <w:proofErr w:type="spellStart"/>
-      <w:r>
-        <w:t>Non linear</w:t>
-      </w:r>
-      <w:proofErr w:type="spellEnd"/>
-      <w:r>
-        <w:t xml:space="preserve"> combination of input like (curve)</w:t>
+      <w:r>
+        <w:t>Non linear regression - Non linear combination of input like (curve)</w:t>
       </w:r>
     </w:p>
     <w:p>
@@ -1927,15 +1782,7 @@
     </w:p>
     <w:p>
       <w:r>
-        <w:t xml:space="preserve">                            </w:t>
-      </w:r>
-      <w:proofErr w:type="gramStart"/>
-      <w:r>
-        <w:t>So</w:t>
-      </w:r>
-      <w:proofErr w:type="gramEnd"/>
-      <w:r>
-        <w:t xml:space="preserve"> this is used to fit curved line model's</w:t>
+        <w:t>                            So this is used to fit curved line model's</w:t>
       </w:r>
     </w:p>
     <w:p>
@@ -1970,15 +1817,7 @@
     </w:p>
     <w:p>
       <w:r>
-        <w:t>for degree 3 y = b0 + b1x + b2x**2 + b3x**3 .... +</w:t>
-      </w:r>
-      <w:proofErr w:type="spellStart"/>
-      <w:r>
-        <w:t>bnx</w:t>
-      </w:r>
-      <w:proofErr w:type="spellEnd"/>
-      <w:r>
-        <w:t>**n</w:t>
+        <w:t>for degree 3 y = b0 + b1x + b2x**2 + b3x**3 .... +bnx**n</w:t>
       </w:r>
     </w:p>
     <w:p>
@@ -2080,15 +1919,7 @@
     </w:p>
     <w:p>
       <w:r>
-        <w:t xml:space="preserve"> occurred, </w:t>
-      </w:r>
-      <w:proofErr w:type="spellStart"/>
-      <w:r>
-        <w:t>the</w:t>
-      </w:r>
-      <w:proofErr w:type="spellEnd"/>
-      <w:r>
-        <w:t xml:space="preserve"> are fitted while training, but while we trying to see</w:t>
+        <w:t> occurred, the are fitted while training, but while we trying to see</w:t>
       </w:r>
     </w:p>
     <w:p>
@@ -2298,23 +2129,7 @@
     </w:p>
     <w:p>
       <w:r>
-        <w:t xml:space="preserve">In linear regression x is the input y is the output that we are going to predict, m and c are the parameters with that help of that y will be predicted, so the optimal value to predict y can’t be find in learning stage of the model. </w:t>
-      </w:r>
-      <w:proofErr w:type="gramStart"/>
-      <w:r>
-        <w:t>So</w:t>
-      </w:r>
-      <w:proofErr w:type="gramEnd"/>
-      <w:r>
-        <w:t xml:space="preserve"> we have to </w:t>
-      </w:r>
-      <w:proofErr w:type="gramStart"/>
-      <w:r>
-        <w:t>the this</w:t>
-      </w:r>
-      <w:proofErr w:type="gramEnd"/>
-      <w:r>
-        <w:t xml:space="preserve"> hyper parameter to predict y, that is called hyper parameter tuning.</w:t>
+        <w:t>In linear regression x is the input y is the output that we are going to predict, m and c are the parameters with that help of that y will be predicted, so the optimal value to predict y can’t be find in learning stage of the model. So we have to the this hyper parameter to predict y, that is called hyper parameter tuning.</w:t>
       </w:r>
     </w:p>
     <w:p>
@@ -2588,15 +2403,7 @@
     </w:p>
     <w:p>
       <w:r>
-        <w:t xml:space="preserve"> input </w:t>
-      </w:r>
-      <w:proofErr w:type="gramStart"/>
-      <w:r>
-        <w:t>is belongs</w:t>
-      </w:r>
-      <w:proofErr w:type="gramEnd"/>
-      <w:r>
-        <w:t xml:space="preserve"> to some class.</w:t>
+        <w:t> input is belongs to some class.</w:t>
       </w:r>
     </w:p>
     <w:p/>
@@ -2617,15 +2424,7 @@
     </w:p>
     <w:p>
       <w:r>
-        <w:t> </w:t>
-      </w:r>
-      <w:proofErr w:type="gramStart"/>
-      <w:r>
-        <w:t>so</w:t>
-      </w:r>
-      <w:proofErr w:type="gramEnd"/>
-      <w:r>
-        <w:t xml:space="preserve"> it uses sigmoid function, which put any real number into the </w:t>
+        <w:t xml:space="preserve"> so it uses sigmoid function, which put any real number into the </w:t>
       </w:r>
     </w:p>
     <w:p>
@@ -2636,31 +2435,7 @@
     <w:p/>
     <w:p>
       <w:r>
-        <w:t xml:space="preserve"> It </w:t>
-      </w:r>
-      <w:proofErr w:type="gramStart"/>
-      <w:r>
-        <w:t>uses  1</w:t>
-      </w:r>
-      <w:proofErr w:type="gramEnd"/>
-      <w:r>
-        <w:t>/1+(e)-</w:t>
-      </w:r>
-      <w:proofErr w:type="gramStart"/>
-      <w:r>
-        <w:t>z  where</w:t>
-      </w:r>
-      <w:proofErr w:type="gramEnd"/>
-      <w:r>
-        <w:t xml:space="preserve"> z= </w:t>
-      </w:r>
-      <w:proofErr w:type="spellStart"/>
-      <w:r>
-        <w:t>wX+b</w:t>
-      </w:r>
-      <w:proofErr w:type="spellEnd"/>
-      <w:r>
-        <w:t xml:space="preserve"> </w:t>
+        <w:t xml:space="preserve"> It uses  1/1+(e)-z  where z= wX+b </w:t>
       </w:r>
     </w:p>
     <w:p>
@@ -2801,28 +2576,12 @@
     <w:p/>
     <w:p>
       <w:r>
-        <w:t xml:space="preserve">                              In a </w:t>
-      </w:r>
-      <w:proofErr w:type="gramStart"/>
-      <w:r>
-        <w:t>cancer based</w:t>
-      </w:r>
-      <w:proofErr w:type="gramEnd"/>
-      <w:r>
-        <w:t xml:space="preserve"> system a model doesn't predicts</w:t>
-      </w:r>
-    </w:p>
-    <w:p>
-      <w:r>
-        <w:t xml:space="preserve">                              the person who </w:t>
-      </w:r>
-      <w:proofErr w:type="gramStart"/>
-      <w:r>
-        <w:t>have</w:t>
-      </w:r>
-      <w:proofErr w:type="gramEnd"/>
-      <w:r>
-        <w:t xml:space="preserve"> cancer will make huge risk. </w:t>
+        <w:t>                              In a cancer based system a model doesn't predicts</w:t>
+      </w:r>
+    </w:p>
+    <w:p>
+      <w:r>
+        <w:t xml:space="preserve">                              the person who have cancer will make huge risk. </w:t>
       </w:r>
     </w:p>
     <w:p/>
@@ -2876,28 +2635,12 @@
     </w:p>
     <w:p>
       <w:r>
-        <w:t> </w:t>
-      </w:r>
-      <w:proofErr w:type="gramStart"/>
-      <w:r>
-        <w:t>still</w:t>
-      </w:r>
-      <w:proofErr w:type="gramEnd"/>
-      <w:r>
-        <w:t xml:space="preserve"> some of the techniques that can be used on torch to give the</w:t>
-      </w:r>
-    </w:p>
-    <w:p>
-      <w:r>
-        <w:t xml:space="preserve"> same good prediction </w:t>
-      </w:r>
-      <w:proofErr w:type="gramStart"/>
-      <w:r>
-        <w:t>result</w:t>
-      </w:r>
-      <w:proofErr w:type="gramEnd"/>
-      <w:r>
-        <w:t xml:space="preserve"> to all users.</w:t>
+        <w:t> still some of the techniques that can be used on torch to give the</w:t>
+      </w:r>
+    </w:p>
+    <w:p>
+      <w:r>
+        <w:t> same good prediction result to all users.</w:t>
       </w:r>
     </w:p>
     <w:p>
@@ -3058,7 +2801,6 @@
       </w:r>
     </w:p>
     <w:p>
-      <w:proofErr w:type="gramStart"/>
       <w:r>
         <w:t xml:space="preserve">  </w:t>
       </w:r>
@@ -3067,15 +2809,7 @@
           <w:b/>
           <w:bCs/>
         </w:rPr>
-        <w:t>Poisson</w:t>
-      </w:r>
-      <w:proofErr w:type="gramEnd"/>
-      <w:r>
-        <w:rPr>
-          <w:b/>
-          <w:bCs/>
-        </w:rPr>
-        <w:t xml:space="preserve"> distribution</w:t>
+        <w:t>Poisson distribution</w:t>
       </w:r>
       <w:r>
         <w:t>: Models the number of times an event happens in a fixed interval of time or space.</w:t>
@@ -3088,147 +2822,88 @@
           <w:i/>
           <w:iCs/>
         </w:rPr>
-        <w:t xml:space="preserve">Example: Number of customer calls received per hour at a call </w:t>
-      </w:r>
-      <w:proofErr w:type="spellStart"/>
+        <w:t>Example: Number of customer calls received per hour at a call center.</w:t>
+      </w:r>
+    </w:p>
+    <w:p>
+      <w:r>
+        <w:t xml:space="preserve">  </w:t>
+      </w:r>
+      <w:r>
+        <w:rPr>
+          <w:b/>
+          <w:bCs/>
+        </w:rPr>
+        <w:t>Binomial distribution</w:t>
+      </w:r>
+      <w:r>
+        <w:t>: Models the number of successes in a fixed number of independent yes/no trials.</w:t>
+      </w:r>
+      <w:r>
+        <w:br/>
+      </w:r>
       <w:r>
         <w:rPr>
           <w:i/>
           <w:iCs/>
         </w:rPr>
-        <w:t>center</w:t>
-      </w:r>
-      <w:proofErr w:type="spellEnd"/>
+        <w:t>Example: Number of heads in 10 coin tosses.</w:t>
+      </w:r>
+    </w:p>
+    <w:p>
+      <w:r>
+        <w:t xml:space="preserve">  </w:t>
+      </w:r>
+      <w:r>
+        <w:rPr>
+          <w:b/>
+          <w:bCs/>
+        </w:rPr>
+        <w:t>Exponential distribution</w:t>
+      </w:r>
+      <w:r>
+        <w:t>: Models the time between events in a Poisson process.</w:t>
+      </w:r>
+      <w:r>
+        <w:br/>
+      </w:r>
       <w:r>
         <w:rPr>
           <w:i/>
           <w:iCs/>
         </w:rPr>
-        <w:t>.</w:t>
-      </w:r>
-    </w:p>
-    <w:p>
-      <w:proofErr w:type="gramStart"/>
-      <w:r>
-        <w:t xml:space="preserve">  </w:t>
-      </w:r>
-      <w:r>
-        <w:rPr>
-          <w:b/>
-          <w:bCs/>
-        </w:rPr>
-        <w:t>Binomial</w:t>
-      </w:r>
-      <w:proofErr w:type="gramEnd"/>
-      <w:r>
-        <w:rPr>
-          <w:b/>
-          <w:bCs/>
-        </w:rPr>
-        <w:t xml:space="preserve"> distribution</w:t>
-      </w:r>
-      <w:r>
-        <w:t>: Models the number of successes in a fixed number of independent yes/no trials.</w:t>
-      </w:r>
-      <w:r>
-        <w:br/>
-      </w:r>
-      <w:r>
+        <w:t>Example: Time between incoming calls at a help desk.</w:t>
+      </w:r>
+    </w:p>
+    <w:p>
+      <w:pPr>
         <w:rPr>
           <w:i/>
           <w:iCs/>
         </w:rPr>
-        <w:t xml:space="preserve">Example: Number of heads in </w:t>
-      </w:r>
-      <w:proofErr w:type="gramStart"/>
+      </w:pPr>
+      <w:r>
+        <w:lastRenderedPageBreak/>
+        <w:t xml:space="preserve">  </w:t>
+      </w:r>
+      <w:r>
+        <w:rPr>
+          <w:b/>
+          <w:bCs/>
+        </w:rPr>
+        <w:t>Negative binomial distribution</w:t>
+      </w:r>
+      <w:r>
+        <w:t>: Models the number of trials needed to get a fixed number of successes.</w:t>
+      </w:r>
+      <w:r>
+        <w:br/>
+      </w:r>
       <w:r>
         <w:rPr>
           <w:i/>
           <w:iCs/>
         </w:rPr>
-        <w:t>10 coin</w:t>
-      </w:r>
-      <w:proofErr w:type="gramEnd"/>
-      <w:r>
-        <w:rPr>
-          <w:i/>
-          <w:iCs/>
-        </w:rPr>
-        <w:t xml:space="preserve"> tosses.</w:t>
-      </w:r>
-    </w:p>
-    <w:p>
-      <w:proofErr w:type="gramStart"/>
-      <w:r>
-        <w:t xml:space="preserve">  </w:t>
-      </w:r>
-      <w:r>
-        <w:rPr>
-          <w:b/>
-          <w:bCs/>
-        </w:rPr>
-        <w:t>Exponential</w:t>
-      </w:r>
-      <w:proofErr w:type="gramEnd"/>
-      <w:r>
-        <w:rPr>
-          <w:b/>
-          <w:bCs/>
-        </w:rPr>
-        <w:t xml:space="preserve"> distribution</w:t>
-      </w:r>
-      <w:r>
-        <w:t>: Models the time between events in a Poisson process.</w:t>
-      </w:r>
-      <w:r>
-        <w:br/>
-      </w:r>
-      <w:r>
-        <w:rPr>
-          <w:i/>
-          <w:iCs/>
-        </w:rPr>
-        <w:t>Example: Time between incoming calls at a help desk.</w:t>
-      </w:r>
-    </w:p>
-    <w:p>
-      <w:pPr>
-        <w:rPr>
-          <w:i/>
-          <w:iCs/>
-        </w:rPr>
-      </w:pPr>
-      <w:proofErr w:type="gramStart"/>
-      <w:r>
-        <w:lastRenderedPageBreak/>
-        <w:t xml:space="preserve">  </w:t>
-      </w:r>
-      <w:r>
-        <w:rPr>
-          <w:b/>
-          <w:bCs/>
-        </w:rPr>
-        <w:t>Negative</w:t>
-      </w:r>
-      <w:proofErr w:type="gramEnd"/>
-      <w:r>
-        <w:rPr>
-          <w:b/>
-          <w:bCs/>
-        </w:rPr>
-        <w:t xml:space="preserve"> binomial distribution</w:t>
-      </w:r>
-      <w:r>
-        <w:t>: Models the number of trials needed to get a fixed number of successes.</w:t>
-      </w:r>
-      <w:r>
-        <w:br/>
-      </w:r>
-      <w:r>
-        <w:rPr>
-          <w:i/>
-          <w:iCs/>
-        </w:rPr>
         <w:t>Example: Number of coin tosses needed to get 3 heads.</w:t>
       </w:r>
     </w:p>
@@ -3304,21 +2979,7 @@
         <w:rPr>
           <w:lang w:val="en-US"/>
         </w:rPr>
-        <w:t xml:space="preserve">: In binary classification problem we predict labels as 0 and 1, we will conclude if the value is less than threshold then the person has no diabetes, if a value is greater than threshold then the person has diabetes. That is what describes in below image, </w:t>
-      </w:r>
-      <w:proofErr w:type="gramStart"/>
-      <w:r>
-        <w:rPr>
-          <w:lang w:val="en-US"/>
-        </w:rPr>
-        <w:t>We</w:t>
-      </w:r>
-      <w:proofErr w:type="gramEnd"/>
-      <w:r>
-        <w:rPr>
-          <w:lang w:val="en-US"/>
-        </w:rPr>
-        <w:t xml:space="preserve"> will increase or decrease the threshold value to get good prediction</w:t>
+        <w:t>: In binary classification problem we predict labels as 0 and 1, we will conclude if the value is less than threshold then the person has no diabetes, if a value is greater than threshold then the person has diabetes. That is what describes in below image, We will increase or decrease the threshold value to get good prediction</w:t>
       </w:r>
     </w:p>
     <w:p>
@@ -3379,49 +3040,7 @@
         <w:rPr>
           <w:lang w:val="en-US"/>
         </w:rPr>
-        <w:t xml:space="preserve">With ROC curve we will find confusion Metrix for this each threshold, the curved line </w:t>
-      </w:r>
-      <w:proofErr w:type="gramStart"/>
-      <w:r>
-        <w:rPr>
-          <w:lang w:val="en-US"/>
-        </w:rPr>
-        <w:t>are</w:t>
-      </w:r>
-      <w:proofErr w:type="gramEnd"/>
-      <w:r>
-        <w:rPr>
-          <w:lang w:val="en-US"/>
-        </w:rPr>
-        <w:t xml:space="preserve"> called ROC curve and the space under the curved line are called AUC, In Roc curve we will </w:t>
-      </w:r>
-      <w:proofErr w:type="spellStart"/>
-      <w:r>
-        <w:rPr>
-          <w:lang w:val="en-US"/>
-        </w:rPr>
-        <w:t>pot</w:t>
-      </w:r>
-      <w:proofErr w:type="spellEnd"/>
-      <w:r>
-        <w:rPr>
-          <w:lang w:val="en-US"/>
-        </w:rPr>
-        <w:t xml:space="preserve"> the True positive rate on y axis and False </w:t>
-      </w:r>
-      <w:proofErr w:type="gramStart"/>
-      <w:r>
-        <w:rPr>
-          <w:lang w:val="en-US"/>
-        </w:rPr>
-        <w:t>positive(</w:t>
-      </w:r>
-      <w:proofErr w:type="gramEnd"/>
-      <w:r>
-        <w:rPr>
-          <w:lang w:val="en-US"/>
-        </w:rPr>
-        <w:t>wrong predictions) on x axis.</w:t>
+        <w:t>With ROC curve we will find confusion Metrix for this each threshold, the curved line are called ROC curve and the space under the curved line are called AUC, In Roc curve we will pot the True positive rate on y axis and False positive(wrong predictions) on x axis.</w:t>
       </w:r>
     </w:p>
     <w:p>
@@ -3442,62 +3061,20 @@
         <w:rPr>
           <w:lang w:val="en-US"/>
         </w:rPr>
-        <w:t xml:space="preserve">Higher ROC value will </w:t>
-      </w:r>
-      <w:proofErr w:type="gramStart"/>
-      <w:r>
-        <w:rPr>
-          <w:lang w:val="en-US"/>
-        </w:rPr>
-        <w:t>has</w:t>
-      </w:r>
-      <w:proofErr w:type="gramEnd"/>
-      <w:r>
-        <w:rPr>
-          <w:lang w:val="en-US"/>
-        </w:rPr>
-        <w:t xml:space="preserve"> the good model prediction rate.</w:t>
-      </w:r>
-    </w:p>
-    <w:p>
-      <w:pPr>
-        <w:rPr>
-          <w:lang w:val="en-US"/>
-        </w:rPr>
-      </w:pPr>
-      <w:r>
-        <w:rPr>
-          <w:lang w:val="en-US"/>
-        </w:rPr>
-        <w:t xml:space="preserve">Following </w:t>
-      </w:r>
-      <w:proofErr w:type="gramStart"/>
-      <w:r>
-        <w:rPr>
-          <w:lang w:val="en-US"/>
-        </w:rPr>
-        <w:t>image</w:t>
-      </w:r>
-      <w:proofErr w:type="gramEnd"/>
-      <w:r>
-        <w:rPr>
-          <w:lang w:val="en-US"/>
-        </w:rPr>
-        <w:t xml:space="preserve"> the example of both ROC and AUC, </w:t>
-      </w:r>
-      <w:proofErr w:type="gramStart"/>
-      <w:r>
-        <w:rPr>
-          <w:lang w:val="en-US"/>
-        </w:rPr>
-        <w:t>we  saw</w:t>
-      </w:r>
-      <w:proofErr w:type="gramEnd"/>
-      <w:r>
-        <w:rPr>
-          <w:lang w:val="en-US"/>
-        </w:rPr>
-        <w:t xml:space="preserve"> the performance of three classification model in this image. In this way we can find the best classification model, on the below image random forest classifier has the good prediction.</w:t>
+        <w:t>Higher ROC value will has the good model prediction rate.</w:t>
+      </w:r>
+    </w:p>
+    <w:p>
+      <w:pPr>
+        <w:rPr>
+          <w:lang w:val="en-US"/>
+        </w:rPr>
+      </w:pPr>
+      <w:r>
+        <w:rPr>
+          <w:lang w:val="en-US"/>
+        </w:rPr>
+        <w:t>Following image the example of both ROC and AUC, we  saw the performance of three classification model in this image. In this way we can find the best classification model, on the below image random forest classifier has the good prediction.</w:t>
       </w:r>
     </w:p>
     <w:p>
@@ -3734,49 +3311,13 @@
           <w:bCs/>
           <w:lang w:val="en-US"/>
         </w:rPr>
-        <w:t xml:space="preserve">Likelihood and </w:t>
-      </w:r>
-      <w:proofErr w:type="spellStart"/>
-      <w:r>
-        <w:rPr>
-          <w:b/>
-          <w:bCs/>
-          <w:lang w:val="en-US"/>
-        </w:rPr>
-        <w:t>prios</w:t>
-      </w:r>
-      <w:proofErr w:type="spellEnd"/>
+        <w:t>Likelihood and prios</w:t>
+      </w:r>
     </w:p>
     <w:p>
       <w:r>
         <w:lastRenderedPageBreak/>
-        <w:t xml:space="preserve">In below data set yellow highlight is </w:t>
-      </w:r>
-      <w:proofErr w:type="spellStart"/>
-      <w:proofErr w:type="gramStart"/>
-      <w:r>
-        <w:t>a</w:t>
-      </w:r>
-      <w:proofErr w:type="spellEnd"/>
-      <w:proofErr w:type="gramEnd"/>
-      <w:r>
-        <w:t xml:space="preserve"> </w:t>
-      </w:r>
-      <w:proofErr w:type="gramStart"/>
-      <w:r>
-        <w:t>event(</w:t>
-      </w:r>
-      <w:proofErr w:type="gramEnd"/>
-      <w:r>
-        <w:t xml:space="preserve">event A) that already occurred, blue highlight is the </w:t>
-      </w:r>
-      <w:proofErr w:type="gramStart"/>
-      <w:r>
-        <w:t>event(</w:t>
-      </w:r>
-      <w:proofErr w:type="gramEnd"/>
-      <w:r>
-        <w:t>event B) that are going to occur because of the event A.</w:t>
+        <w:t>In below data set yellow highlight is a event(event A) that already occurred, blue highlight is the event(event B) that are going to occur because of the event A.</w:t>
       </w:r>
     </w:p>
     <w:p>
@@ -3796,17 +3337,7 @@
         <w:t>likelihood</w:t>
       </w:r>
       <w:r>
-        <w:t xml:space="preserve"> of </w:t>
-      </w:r>
-      <w:proofErr w:type="spellStart"/>
-      <w:proofErr w:type="gramStart"/>
-      <w:r>
-        <w:t>a</w:t>
-      </w:r>
-      <w:proofErr w:type="spellEnd"/>
-      <w:proofErr w:type="gramEnd"/>
-      <w:r>
-        <w:t xml:space="preserve"> event. And orange is called prior, a </w:t>
+        <w:t xml:space="preserve"> of a event. And orange is called prior, a </w:t>
       </w:r>
       <w:r>
         <w:rPr>
@@ -4364,15 +3895,7 @@
         <w:t xml:space="preserve">threshold </w:t>
       </w:r>
       <w:r>
-        <w:t xml:space="preserve">value for 1D vector it is called as point for </w:t>
-      </w:r>
-      <w:proofErr w:type="gramStart"/>
-      <w:r>
-        <w:t>From</w:t>
-      </w:r>
-      <w:proofErr w:type="gramEnd"/>
-      <w:r>
-        <w:t xml:space="preserve"> 2d it is also called ad threshold or hyperplane. And a point near to the threshold are called </w:t>
+        <w:t xml:space="preserve">value for 1D vector it is called as point for From 2d it is also called ad threshold or hyperplane. And a point near to the threshold are called </w:t>
       </w:r>
       <w:r>
         <w:rPr>
@@ -4469,23 +3992,7 @@
         <w:t xml:space="preserve">Polynomial kernel function – </w:t>
       </w:r>
       <w:r>
-        <w:t xml:space="preserve">It tries to fit a </w:t>
-      </w:r>
-      <w:proofErr w:type="gramStart"/>
-      <w:r>
-        <w:t>polynomial(</w:t>
-      </w:r>
-      <w:proofErr w:type="gramEnd"/>
-      <w:r>
-        <w:t xml:space="preserve">curved linear line) line to the dataset to make all the data separable, </w:t>
-      </w:r>
-      <w:proofErr w:type="gramStart"/>
-      <w:r>
-        <w:t>Takes</w:t>
-      </w:r>
-      <w:proofErr w:type="gramEnd"/>
-      <w:r>
-        <w:t xml:space="preserve"> argument d which says the dim that are going to be changed, it is used with cross validations to find the optimal d value</w:t>
+        <w:t>It tries to fit a polynomial(curved linear line) line to the dataset to make all the data separable, Takes argument d which says the dim that are going to be changed, it is used with cross validations to find the optimal d value</w:t>
       </w:r>
     </w:p>
     <w:p>
@@ -5971,6 +5478,7 @@
   <w:style w:type="character" w:default="1" w:styleId="DefaultParagraphFont">
     <w:name w:val="Default Paragraph Font"/>
     <w:uiPriority w:val="1"/>
+    <w:semiHidden/>
     <w:unhideWhenUsed/>
   </w:style>
   <w:style w:type="table" w:default="1" w:styleId="TableNormal">

--- a/machine_learning_basics/mlbasics_test_answers.docx
+++ b/machine_learning_basics/mlbasics_test_answers.docx
@@ -75,22 +75,59 @@
     </w:p>
     <w:p>
       <w:r>
-        <w:t>Since labeling data is usually time-consuming and costly, you will often</w:t>
-      </w:r>
-    </w:p>
-    <w:p>
-      <w:r>
-        <w:t>have plenty of unlabeled instances, and few labeled instances. Some</w:t>
-      </w:r>
-    </w:p>
-    <w:p>
-      <w:r>
-        <w:t>algorithms can deal with data that’s partially labeled. This is called</w:t>
-      </w:r>
-    </w:p>
-    <w:p>
-      <w:r>
-        <w:t>semisupervised learning</w:t>
+        <w:t xml:space="preserve">Since </w:t>
+      </w:r>
+      <w:proofErr w:type="spellStart"/>
+      <w:r>
+        <w:t>labeling</w:t>
+      </w:r>
+      <w:proofErr w:type="spellEnd"/>
+      <w:r>
+        <w:t xml:space="preserve"> data is usually time-consuming and costly, you will often</w:t>
+      </w:r>
+    </w:p>
+    <w:p>
+      <w:r>
+        <w:t xml:space="preserve">have plenty of </w:t>
+      </w:r>
+      <w:proofErr w:type="spellStart"/>
+      <w:r>
+        <w:t>unlabeled</w:t>
+      </w:r>
+      <w:proofErr w:type="spellEnd"/>
+      <w:r>
+        <w:t xml:space="preserve"> instances, and few </w:t>
+      </w:r>
+      <w:proofErr w:type="spellStart"/>
+      <w:r>
+        <w:t>labeled</w:t>
+      </w:r>
+      <w:proofErr w:type="spellEnd"/>
+      <w:r>
+        <w:t xml:space="preserve"> instances. Some</w:t>
+      </w:r>
+    </w:p>
+    <w:p>
+      <w:r>
+        <w:t xml:space="preserve">algorithms can deal with data that’s partially </w:t>
+      </w:r>
+      <w:proofErr w:type="spellStart"/>
+      <w:r>
+        <w:t>labeled</w:t>
+      </w:r>
+      <w:proofErr w:type="spellEnd"/>
+      <w:r>
+        <w:t>. This is called</w:t>
+      </w:r>
+    </w:p>
+    <w:p>
+      <w:proofErr w:type="spellStart"/>
+      <w:r>
+        <w:t>semisupervised</w:t>
+      </w:r>
+      <w:proofErr w:type="spellEnd"/>
+      <w:r>
+        <w:t xml:space="preserve"> learning</w:t>
       </w:r>
     </w:p>
     <w:p>
@@ -110,7 +147,15 @@
     </w:p>
     <w:p>
       <w:r>
-        <w:t>Some photo-hosting services, such as Google Photos, are good examples of this. Once you upload all your family photos to the service, it automatically recognizes that the same person A shows up in photos 1, 5, and 11, while another person B shows up in photos 2, 5, and 7. This is the unsupervised part of the algorithm (clustering). Now all the system needs is for you to tell it who these people are. Just add one label per person and it is able to name everyone in every photo, which is useful for searching photos. 4 Most semisupervised learning algorithms are combinations of unsupervised and supervised algorithms.</w:t>
+        <w:t xml:space="preserve">Some photo-hosting services, such as Google Photos, are good examples of this. Once you upload all your family photos to the service, it automatically recognizes that the same person A shows up in photos 1, 5, and 11, while another person B shows up in photos 2, 5, and 7. This is the unsupervised part of the algorithm (clustering). Now all the system needs is for you to tell it who these people are. Just add one label per person and it is able to name everyone in every photo, which is useful for searching photos. 4 Most </w:t>
+      </w:r>
+      <w:proofErr w:type="spellStart"/>
+      <w:r>
+        <w:t>semisupervised</w:t>
+      </w:r>
+      <w:proofErr w:type="spellEnd"/>
+      <w:r>
+        <w:t xml:space="preserve"> learning algorithms are combinations of unsupervised and supervised algorithms.</w:t>
       </w:r>
     </w:p>
     <w:p>
@@ -396,7 +441,15 @@
     </w:p>
     <w:p>
       <w:r>
-        <w:t>In below formula P is number of input variables. N total number of`samples.</w:t>
+        <w:t xml:space="preserve">In below formula P is number of input variables. N total number </w:t>
+      </w:r>
+      <w:proofErr w:type="spellStart"/>
+      <w:r>
+        <w:t>of`samples</w:t>
+      </w:r>
+      <w:proofErr w:type="spellEnd"/>
+      <w:r>
+        <w:t>.</w:t>
       </w:r>
     </w:p>
     <w:p>
@@ -640,7 +693,15 @@
         <w:t>) to +1(perfect positive</w:t>
       </w:r>
       <w:r>
-        <w:t xml:space="preserve"> x,y will increased</w:t>
+        <w:t xml:space="preserve"> </w:t>
+      </w:r>
+      <w:proofErr w:type="spellStart"/>
+      <w:r>
+        <w:t>x,y</w:t>
+      </w:r>
+      <w:proofErr w:type="spellEnd"/>
+      <w:r>
+        <w:t xml:space="preserve"> will increased</w:t>
       </w:r>
       <w:r>
         <w:t>), with 0 indicating no linear correlation.</w:t>
@@ -776,7 +837,21 @@
           <w:lang w:val="en-US"/>
         </w:rPr>
         <w:lastRenderedPageBreak/>
-        <w:t>For all kind of regression model we have to give highly corelated fields with target variable is important, we have to pick a feature that has correlation greater than or equal to the 0.5, in the below describes the house price prediction correlation, the target label price has highly correlated with the feature called room size, so this needs to be give to the model for training, if we give less correlated feature than the model’s accuracy will be decreased.</w:t>
+        <w:t xml:space="preserve">For all kind of regression model we have to give highly corelated fields with target variable is important, we have to pick a feature that has correlation greater than or equal to the 0.5, in the below describes the house price prediction correlation, the target label price has highly correlated with the feature called room size, so this needs to be </w:t>
+      </w:r>
+      <w:proofErr w:type="spellStart"/>
+      <w:r>
+        <w:rPr>
+          <w:lang w:val="en-US"/>
+        </w:rPr>
+        <w:t>give</w:t>
+      </w:r>
+      <w:proofErr w:type="spellEnd"/>
+      <w:r>
+        <w:rPr>
+          <w:lang w:val="en-US"/>
+        </w:rPr>
+        <w:t xml:space="preserve"> to the model for training, if we give less correlated feature than the model’s accuracy will be decreased.</w:t>
       </w:r>
     </w:p>
     <w:p>
@@ -879,8 +954,17 @@
           <w:b/>
           <w:bCs/>
         </w:rPr>
-        <w:t>In kfold</w:t>
-      </w:r>
+        <w:t xml:space="preserve">In </w:t>
+      </w:r>
+      <w:proofErr w:type="spellStart"/>
+      <w:r>
+        <w:rPr>
+          <w:b/>
+          <w:bCs/>
+        </w:rPr>
+        <w:t>kfold</w:t>
+      </w:r>
+      <w:proofErr w:type="spellEnd"/>
       <w:r>
         <w:t xml:space="preserve"> all the red box will be the validation data. </w:t>
       </w:r>
@@ -1728,6 +1812,246 @@
           <w:bCs/>
         </w:rPr>
       </w:pPr>
+      <w:r>
+        <w:rPr>
+          <w:b/>
+          <w:bCs/>
+        </w:rPr>
+        <w:t>C4.5 DECISION TREE ALGORITHM</w:t>
+      </w:r>
+    </w:p>
+    <w:p>
+      <w:r>
+        <w:t>Extended version of the above algorithm, it has split info and gain ratio are the formulas used to get randomness of features and the nodes for our tree. Compare to ID3 algorithm it is efficient.</w:t>
+      </w:r>
+    </w:p>
+    <w:p>
+      <w:r>
+        <w:drawing>
+          <wp:inline distT="0" distB="0" distL="0" distR="0" wp14:anchorId="43A942A5" wp14:editId="4F6E7C9F">
+            <wp:extent cx="2133600" cy="1203380"/>
+            <wp:effectExtent l="0" t="0" r="0" b="0"/>
+            <wp:docPr id="819933619" name="Picture 1"/>
+            <wp:cNvGraphicFramePr>
+              <a:graphicFrameLocks xmlns:a="http://schemas.openxmlformats.org/drawingml/2006/main" noChangeAspect="1"/>
+            </wp:cNvGraphicFramePr>
+            <a:graphic xmlns:a="http://schemas.openxmlformats.org/drawingml/2006/main">
+              <a:graphicData uri="http://schemas.openxmlformats.org/drawingml/2006/picture">
+                <pic:pic xmlns:pic="http://schemas.openxmlformats.org/drawingml/2006/picture">
+                  <pic:nvPicPr>
+                    <pic:cNvPr id="819933619" name=""/>
+                    <pic:cNvPicPr/>
+                  </pic:nvPicPr>
+                  <pic:blipFill>
+                    <a:blip r:embed="rId21"/>
+                    <a:stretch>
+                      <a:fillRect/>
+                    </a:stretch>
+                  </pic:blipFill>
+                  <pic:spPr>
+                    <a:xfrm>
+                      <a:off x="0" y="0"/>
+                      <a:ext cx="2150749" cy="1213052"/>
+                    </a:xfrm>
+                    <a:prstGeom prst="rect">
+                      <a:avLst/>
+                    </a:prstGeom>
+                  </pic:spPr>
+                </pic:pic>
+              </a:graphicData>
+            </a:graphic>
+          </wp:inline>
+        </w:drawing>
+      </w:r>
+    </w:p>
+    <w:p>
+      <w:r>
+        <w:t xml:space="preserve">In gain ratio, </w:t>
+      </w:r>
+      <w:r>
+        <w:rPr>
+          <w:b/>
+          <w:bCs/>
+        </w:rPr>
+        <w:t>gain(A)</w:t>
+      </w:r>
+      <w:r>
+        <w:t xml:space="preserve"> is found by above </w:t>
+      </w:r>
+      <w:r>
+        <w:rPr>
+          <w:b/>
+          <w:bCs/>
+        </w:rPr>
+        <w:t>Information gain formula</w:t>
+      </w:r>
+      <w:r>
+        <w:t>.</w:t>
+      </w:r>
+    </w:p>
+    <w:p>
+      <w:r>
+        <w:t xml:space="preserve">In split info </w:t>
+      </w:r>
+      <w:r>
+        <w:t>we are splitting the income with some condition so it has no of low, medium, high salaries.</w:t>
+      </w:r>
+    </w:p>
+    <w:p>
+      <w:r>
+        <w:drawing>
+          <wp:inline distT="0" distB="0" distL="0" distR="0" wp14:anchorId="784F4193" wp14:editId="1393A49C">
+            <wp:extent cx="2959340" cy="2540000"/>
+            <wp:effectExtent l="0" t="0" r="0" b="0"/>
+            <wp:docPr id="880424267" name="Picture 1"/>
+            <wp:cNvGraphicFramePr>
+              <a:graphicFrameLocks xmlns:a="http://schemas.openxmlformats.org/drawingml/2006/main" noChangeAspect="1"/>
+            </wp:cNvGraphicFramePr>
+            <a:graphic xmlns:a="http://schemas.openxmlformats.org/drawingml/2006/main">
+              <a:graphicData uri="http://schemas.openxmlformats.org/drawingml/2006/picture">
+                <pic:pic xmlns:pic="http://schemas.openxmlformats.org/drawingml/2006/picture">
+                  <pic:nvPicPr>
+                    <pic:cNvPr id="880424267" name=""/>
+                    <pic:cNvPicPr/>
+                  </pic:nvPicPr>
+                  <pic:blipFill>
+                    <a:blip r:embed="rId22"/>
+                    <a:stretch>
+                      <a:fillRect/>
+                    </a:stretch>
+                  </pic:blipFill>
+                  <pic:spPr>
+                    <a:xfrm>
+                      <a:off x="0" y="0"/>
+                      <a:ext cx="2962115" cy="2542382"/>
+                    </a:xfrm>
+                    <a:prstGeom prst="rect">
+                      <a:avLst/>
+                    </a:prstGeom>
+                  </pic:spPr>
+                </pic:pic>
+              </a:graphicData>
+            </a:graphic>
+          </wp:inline>
+        </w:drawing>
+      </w:r>
+    </w:p>
+    <w:p>
+      <w:pPr>
+        <w:rPr>
+          <w:b/>
+          <w:bCs/>
+        </w:rPr>
+      </w:pPr>
+      <w:r>
+        <w:rPr>
+          <w:b/>
+          <w:bCs/>
+        </w:rPr>
+        <w:t>CART ALGORITHM</w:t>
+      </w:r>
+    </w:p>
+    <w:p>
+      <w:r>
+        <w:t xml:space="preserve">This is </w:t>
+      </w:r>
+      <w:proofErr w:type="spellStart"/>
+      <w:r>
+        <w:t>a</w:t>
+      </w:r>
+      <w:proofErr w:type="spellEnd"/>
+      <w:r>
+        <w:t xml:space="preserve"> advance algorithm used in most machine learning models. Here we use Gini</w:t>
+      </w:r>
+    </w:p>
+    <w:p>
+      <w:r>
+        <w:drawing>
+          <wp:inline distT="0" distB="0" distL="0" distR="0" wp14:anchorId="4CDD5D7C" wp14:editId="63584A51">
+            <wp:extent cx="3352800" cy="1787807"/>
+            <wp:effectExtent l="0" t="0" r="0" b="3175"/>
+            <wp:docPr id="420012888" name="Picture 1"/>
+            <wp:cNvGraphicFramePr>
+              <a:graphicFrameLocks xmlns:a="http://schemas.openxmlformats.org/drawingml/2006/main" noChangeAspect="1"/>
+            </wp:cNvGraphicFramePr>
+            <a:graphic xmlns:a="http://schemas.openxmlformats.org/drawingml/2006/main">
+              <a:graphicData uri="http://schemas.openxmlformats.org/drawingml/2006/picture">
+                <pic:pic xmlns:pic="http://schemas.openxmlformats.org/drawingml/2006/picture">
+                  <pic:nvPicPr>
+                    <pic:cNvPr id="420012888" name=""/>
+                    <pic:cNvPicPr/>
+                  </pic:nvPicPr>
+                  <pic:blipFill>
+                    <a:blip r:embed="rId23"/>
+                    <a:stretch>
+                      <a:fillRect/>
+                    </a:stretch>
+                  </pic:blipFill>
+                  <pic:spPr>
+                    <a:xfrm>
+                      <a:off x="0" y="0"/>
+                      <a:ext cx="3365759" cy="1794717"/>
+                    </a:xfrm>
+                    <a:prstGeom prst="rect">
+                      <a:avLst/>
+                    </a:prstGeom>
+                  </pic:spPr>
+                </pic:pic>
+              </a:graphicData>
+            </a:graphic>
+          </wp:inline>
+        </w:drawing>
+      </w:r>
+    </w:p>
+    <w:p>
+      <w:r>
+        <w:lastRenderedPageBreak/>
+        <w:t xml:space="preserve">P square in </w:t>
+      </w:r>
+      <w:proofErr w:type="spellStart"/>
+      <w:r>
+        <w:t>gini</w:t>
+      </w:r>
+      <w:proofErr w:type="spellEnd"/>
+      <w:r>
+        <w:t>(D) – square of probability in the above data we have probability for yes-9/14 and no-5/14</w:t>
+      </w:r>
+    </w:p>
+    <w:p>
+      <w:r>
+        <w:t>Gini a (D) – we have to find this for each attribute.</w:t>
+      </w:r>
+    </w:p>
+    <w:p>
+      <w:r>
+        <w:t xml:space="preserve">Finally Gini(A) is </w:t>
+      </w:r>
+      <w:proofErr w:type="spellStart"/>
+      <w:r>
+        <w:t>gini</w:t>
+      </w:r>
+      <w:proofErr w:type="spellEnd"/>
+      <w:r>
+        <w:t xml:space="preserve"> of old dataset and max </w:t>
+      </w:r>
+      <w:proofErr w:type="spellStart"/>
+      <w:r>
+        <w:t>gini</w:t>
+      </w:r>
+      <w:proofErr w:type="spellEnd"/>
+      <w:r>
+        <w:t xml:space="preserve"> values from the calculation of each feature.</w:t>
+      </w:r>
+    </w:p>
+    <w:p/>
+    <w:p/>
+    <w:p>
+      <w:pPr>
+        <w:rPr>
+          <w:b/>
+          <w:bCs/>
+        </w:rPr>
+      </w:pPr>
     </w:p>
     <w:p>
       <w:r>
@@ -1761,8 +2085,21 @@
       <w:r>
         <w:t xml:space="preserve">      </w:t>
       </w:r>
-      <w:r>
-        <w:t>Non linear regression - Non linear combination of input like (curve)</w:t>
+      <w:proofErr w:type="spellStart"/>
+      <w:r>
+        <w:t>Non linear</w:t>
+      </w:r>
+      <w:proofErr w:type="spellEnd"/>
+      <w:r>
+        <w:t xml:space="preserve"> regression - </w:t>
+      </w:r>
+      <w:proofErr w:type="spellStart"/>
+      <w:r>
+        <w:t>Non linear</w:t>
+      </w:r>
+      <w:proofErr w:type="spellEnd"/>
+      <w:r>
+        <w:t xml:space="preserve"> combination of input like (curve)</w:t>
       </w:r>
     </w:p>
     <w:p>
@@ -1817,7 +2154,15 @@
     </w:p>
     <w:p>
       <w:r>
-        <w:t>for degree 3 y = b0 + b1x + b2x**2 + b3x**3 .... +bnx**n</w:t>
+        <w:t>for degree 3 y = b0 + b1x + b2x**2 + b3x**3 .... +</w:t>
+      </w:r>
+      <w:proofErr w:type="spellStart"/>
+      <w:r>
+        <w:t>bnx</w:t>
+      </w:r>
+      <w:proofErr w:type="spellEnd"/>
+      <w:r>
+        <w:t>**n</w:t>
       </w:r>
     </w:p>
     <w:p>
@@ -1825,6 +2170,7 @@
         <w:rPr>
           <w:noProof/>
         </w:rPr>
+        <w:lastRenderedPageBreak/>
         <w:drawing>
           <wp:inline distT="0" distB="0" distL="0" distR="0" wp14:anchorId="235BAAD0" wp14:editId="0EB4AD1B">
             <wp:extent cx="4648200" cy="3206099"/>
@@ -1841,7 +2187,7 @@
                     <pic:cNvPicPr/>
                   </pic:nvPicPr>
                   <pic:blipFill>
-                    <a:blip r:embed="rId21"/>
+                    <a:blip r:embed="rId24"/>
                     <a:stretch>
                       <a:fillRect/>
                     </a:stretch>
@@ -1867,7 +2213,6 @@
         <w:rPr>
           <w:noProof/>
         </w:rPr>
-        <w:lastRenderedPageBreak/>
         <w:drawing>
           <wp:inline distT="0" distB="0" distL="0" distR="0" wp14:anchorId="4461997C" wp14:editId="6F49F81F">
             <wp:extent cx="3713018" cy="1491554"/>
@@ -1884,7 +2229,7 @@
                     <pic:cNvPicPr/>
                   </pic:nvPicPr>
                   <pic:blipFill>
-                    <a:blip r:embed="rId22"/>
+                    <a:blip r:embed="rId25"/>
                     <a:stretch>
                       <a:fillRect/>
                     </a:stretch>
@@ -1919,7 +2264,15 @@
     </w:p>
     <w:p>
       <w:r>
-        <w:t> occurred, the are fitted while training, but while we trying to see</w:t>
+        <w:t xml:space="preserve"> occurred, </w:t>
+      </w:r>
+      <w:proofErr w:type="spellStart"/>
+      <w:r>
+        <w:t>the</w:t>
+      </w:r>
+      <w:proofErr w:type="spellEnd"/>
+      <w:r>
+        <w:t xml:space="preserve"> are fitted while training, but while we trying to see</w:t>
       </w:r>
     </w:p>
     <w:p>
@@ -1968,6 +2321,7 @@
           <w:b/>
           <w:bCs/>
         </w:rPr>
+        <w:lastRenderedPageBreak/>
         <w:t xml:space="preserve">14. </w:t>
       </w:r>
       <w:r>
@@ -1992,7 +2346,7 @@
                     <pic:cNvPicPr/>
                   </pic:nvPicPr>
                   <pic:blipFill>
-                    <a:blip r:embed="rId23"/>
+                    <a:blip r:embed="rId26"/>
                     <a:stretch>
                       <a:fillRect/>
                     </a:stretch>
@@ -2042,7 +2396,7 @@
                     <pic:cNvPicPr/>
                   </pic:nvPicPr>
                   <pic:blipFill>
-                    <a:blip r:embed="rId24"/>
+                    <a:blip r:embed="rId27"/>
                     <a:stretch>
                       <a:fillRect/>
                     </a:stretch>
@@ -2089,7 +2443,6 @@
         <w:rPr>
           <w:noProof/>
         </w:rPr>
-        <w:lastRenderedPageBreak/>
         <w:drawing>
           <wp:inline distT="0" distB="0" distL="0" distR="0" wp14:anchorId="239B8A0D" wp14:editId="210BD889">
             <wp:extent cx="2175164" cy="1631373"/>
@@ -2106,7 +2459,7 @@
                     <pic:cNvPicPr/>
                   </pic:nvPicPr>
                   <pic:blipFill>
-                    <a:blip r:embed="rId25"/>
+                    <a:blip r:embed="rId28"/>
                     <a:stretch>
                       <a:fillRect/>
                     </a:stretch>
@@ -2165,6 +2518,7 @@
           <w:bCs/>
           <w:noProof/>
         </w:rPr>
+        <w:lastRenderedPageBreak/>
         <w:drawing>
           <wp:anchor distT="0" distB="0" distL="114300" distR="114300" simplePos="0" relativeHeight="251659264" behindDoc="0" locked="0" layoutInCell="1" allowOverlap="1" wp14:anchorId="5E7EC201" wp14:editId="3FE59015">
             <wp:simplePos x="914400" y="2140527"/>
@@ -2189,7 +2543,7 @@
                     <pic:cNvPicPr/>
                   </pic:nvPicPr>
                   <pic:blipFill>
-                    <a:blip r:embed="rId26">
+                    <a:blip r:embed="rId29">
                       <a:extLst>
                         <a:ext uri="{28A0092B-C50C-407E-A947-70E740481C1C}">
                           <a14:useLocalDpi xmlns:a14="http://schemas.microsoft.com/office/drawing/2010/main" val="0"/>
@@ -2338,83 +2692,133 @@
     </w:p>
     <w:p>
       <w:r>
+        <w:t> step4: predict the response of unknown point.</w:t>
+      </w:r>
+    </w:p>
+    <w:p/>
+    <w:p>
+      <w:r>
+        <w:t> Example:</w:t>
+      </w:r>
+    </w:p>
+    <w:p>
+      <w:r>
+        <w:t> If k=3 means we have to find top three nearest neighbour</w:t>
+      </w:r>
+    </w:p>
+    <w:p>
+      <w:r>
+        <w:t> data points by finding the distance from unknow data point to</w:t>
+      </w:r>
+    </w:p>
+    <w:p>
+      <w:r>
+        <w:t> all other data points, if the value of k is large</w:t>
+      </w:r>
+    </w:p>
+    <w:p>
+      <w:r>
+        <w:t> then bias will increase, for low k value bias will decrease and</w:t>
+      </w:r>
+    </w:p>
+    <w:p>
+      <w:r>
+        <w:t> variance will increase.</w:t>
+      </w:r>
+    </w:p>
+    <w:p/>
+    <w:p>
+      <w:r>
+        <w:t> For regression it will find the average of the nearest data points.</w:t>
+      </w:r>
+    </w:p>
+    <w:p>
+      <w:r>
+        <w:t> For classification it will take max no of nearest data point from</w:t>
+      </w:r>
+    </w:p>
+    <w:p>
+      <w:r>
         <w:lastRenderedPageBreak/>
-        <w:t> step4: predict the response of unknown point.</w:t>
+        <w:t> one class.</w:t>
+      </w:r>
+    </w:p>
+    <w:p>
+      <w:r>
+        <w:rPr>
+          <w:b/>
+          <w:bCs/>
+        </w:rPr>
+        <w:t xml:space="preserve">18. </w:t>
+      </w:r>
+      <w:r>
+        <w:t>It is a supervised classification algorithm which predicts the given</w:t>
+      </w:r>
+    </w:p>
+    <w:p>
+      <w:r>
+        <w:t> input is belongs to some class.</w:t>
       </w:r>
     </w:p>
     <w:p/>
     <w:p>
       <w:r>
-        <w:t> Example:</w:t>
-      </w:r>
-    </w:p>
-    <w:p>
-      <w:r>
-        <w:t> If k=3 means we have to find top three nearest neighbour</w:t>
-      </w:r>
-    </w:p>
-    <w:p>
-      <w:r>
-        <w:t> data points by finding the distance from unknow data point to</w:t>
-      </w:r>
-    </w:p>
-    <w:p>
-      <w:r>
-        <w:t> all other data points, if the value of k is large</w:t>
-      </w:r>
-    </w:p>
-    <w:p>
-      <w:r>
-        <w:t> then bias will increase, for low k value bias will decrease and</w:t>
-      </w:r>
-    </w:p>
-    <w:p>
-      <w:r>
-        <w:t> variance will increase.</w:t>
+        <w:t> It uses S curve above curve is one category below curve is another</w:t>
+      </w:r>
+    </w:p>
+    <w:p>
+      <w:r>
+        <w:t> category</w:t>
+      </w:r>
+    </w:p>
+    <w:p>
+      <w:r>
+        <w:t> </w:t>
+      </w:r>
+    </w:p>
+    <w:p>
+      <w:r>
+        <w:t xml:space="preserve"> so it uses sigmoid function, which put any real number into the </w:t>
+      </w:r>
+    </w:p>
+    <w:p>
+      <w:r>
+        <w:t> range of 0-1.</w:t>
       </w:r>
     </w:p>
     <w:p/>
     <w:p>
       <w:r>
-        <w:t> For regression it will find the average of the nearest data points.</w:t>
-      </w:r>
-    </w:p>
-    <w:p>
-      <w:r>
-        <w:t> For classification it will take max no of nearest data point from</w:t>
-      </w:r>
-    </w:p>
-    <w:p>
-      <w:r>
-        <w:t> one class.</w:t>
-      </w:r>
-    </w:p>
-    <w:p>
-      <w:r>
-        <w:rPr>
-          <w:b/>
-          <w:bCs/>
-        </w:rPr>
-        <w:t xml:space="preserve">18. </w:t>
-      </w:r>
-      <w:r>
-        <w:t>It is a supervised classification algorithm which predicts the given</w:t>
-      </w:r>
-    </w:p>
-    <w:p>
-      <w:r>
-        <w:t> input is belongs to some class.</w:t>
+        <w:t xml:space="preserve"> It uses  1/1+(e)-z  where z= </w:t>
+      </w:r>
+      <w:proofErr w:type="spellStart"/>
+      <w:r>
+        <w:t>wX+b</w:t>
+      </w:r>
+      <w:proofErr w:type="spellEnd"/>
+      <w:r>
+        <w:t xml:space="preserve"> </w:t>
+      </w:r>
+    </w:p>
+    <w:p>
+      <w:r>
+        <w:t> </w:t>
+      </w:r>
+    </w:p>
+    <w:p>
+      <w:r>
+        <w:t> If the output probability is ≥ 0.5, the input is classified as 1 (positive class).</w:t>
+      </w:r>
+    </w:p>
+    <w:p>
+      <w:r>
+        <w:t> If the output probability is &lt; 0.5, the input is classified as 0 (negative class).</w:t>
       </w:r>
     </w:p>
     <w:p/>
     <w:p>
       <w:r>
-        <w:t> It uses S curve above curve is one category below curve is another</w:t>
-      </w:r>
-    </w:p>
-    <w:p>
-      <w:r>
-        <w:t> category</w:t>
+        <w:t> Types of Logistic Regression:</w:t>
       </w:r>
     </w:p>
     <w:p>
@@ -2424,113 +2828,71 @@
     </w:p>
     <w:p>
       <w:r>
-        <w:t xml:space="preserve"> so it uses sigmoid function, which put any real number into the </w:t>
-      </w:r>
-    </w:p>
-    <w:p>
-      <w:r>
-        <w:t> range of 0-1.</w:t>
+        <w:t xml:space="preserve"> Binary Logistic Regression – Used when there are only two classes </w:t>
+      </w:r>
+    </w:p>
+    <w:p>
+      <w:r>
+        <w:t> (e.g., Spam or Not Spam).</w:t>
       </w:r>
     </w:p>
     <w:p/>
     <w:p>
       <w:r>
-        <w:t xml:space="preserve"> It uses  1/1+(e)-z  where z= wX+b </w:t>
-      </w:r>
-    </w:p>
-    <w:p>
-      <w:r>
-        <w:t> </w:t>
-      </w:r>
-    </w:p>
-    <w:p>
-      <w:r>
-        <w:t> If the output probability is ≥ 0.5, the input is classified as 1 (positive class).</w:t>
-      </w:r>
-    </w:p>
-    <w:p>
-      <w:r>
-        <w:t> If the output probability is &lt; 0.5, the input is classified as 0 (negative class).</w:t>
+        <w:t xml:space="preserve"> Multiclass Logistic Regression (Multinomial Regression) – Used when </w:t>
+      </w:r>
+    </w:p>
+    <w:p>
+      <w:r>
+        <w:t> there are more than two classes.</w:t>
       </w:r>
     </w:p>
     <w:p/>
     <w:p>
       <w:r>
-        <w:t> Types of Logistic Regression:</w:t>
-      </w:r>
-    </w:p>
-    <w:p>
-      <w:r>
-        <w:t> </w:t>
-      </w:r>
-    </w:p>
-    <w:p>
-      <w:r>
-        <w:t xml:space="preserve"> Binary Logistic Regression – Used when there are only two classes </w:t>
-      </w:r>
-    </w:p>
-    <w:p>
-      <w:r>
-        <w:t> (e.g., Spam or Not Spam).</w:t>
+        <w:t xml:space="preserve"> Ordinal Logistic Regression – Used when classes have an order </w:t>
+      </w:r>
+    </w:p>
+    <w:p>
+      <w:r>
+        <w:t> (e.g., Low, Medium, High).</w:t>
       </w:r>
     </w:p>
     <w:p/>
     <w:p>
       <w:r>
+        <w:rPr>
+          <w:b/>
+          <w:bCs/>
+        </w:rPr>
+        <w:t>19.</w:t>
+      </w:r>
+      <w:r>
+        <w:t xml:space="preserve"> </w:t>
+      </w:r>
+      <w:r>
+        <w:t>Models performance are evaluated using following metrics</w:t>
+      </w:r>
+    </w:p>
+    <w:p/>
+    <w:p>
+      <w:r>
+        <w:t>1. Accuracy                - sum of correct prediction / total no of prediction</w:t>
+      </w:r>
+    </w:p>
+    <w:p>
+      <w:r>
+        <w:t>                             </w:t>
+      </w:r>
+    </w:p>
+    <w:p>
+      <w:r>
+        <w:t>                              Accuracy can be misleading because of</w:t>
+      </w:r>
+    </w:p>
+    <w:p>
+      <w:r>
         <w:lastRenderedPageBreak/>
-        <w:t xml:space="preserve"> Multiclass Logistic Regression (Multinomial Regression) – Used when </w:t>
-      </w:r>
-    </w:p>
-    <w:p>
-      <w:r>
-        <w:t> there are more than two classes.</w:t>
-      </w:r>
-    </w:p>
-    <w:p/>
-    <w:p>
-      <w:r>
-        <w:t xml:space="preserve"> Ordinal Logistic Regression – Used when classes have an order </w:t>
-      </w:r>
-    </w:p>
-    <w:p>
-      <w:r>
-        <w:t> (e.g., Low, Medium, High).</w:t>
-      </w:r>
-    </w:p>
-    <w:p/>
-    <w:p>
-      <w:r>
-        <w:rPr>
-          <w:b/>
-          <w:bCs/>
-        </w:rPr>
-        <w:t>19.</w:t>
-      </w:r>
-      <w:r>
-        <w:t xml:space="preserve"> </w:t>
-      </w:r>
-      <w:r>
-        <w:t>Models performance are evaluated using following metrics</w:t>
-      </w:r>
-    </w:p>
-    <w:p/>
-    <w:p>
-      <w:r>
-        <w:t>1. Accuracy                - sum of correct prediction / total no of prediction</w:t>
-      </w:r>
-    </w:p>
-    <w:p>
-      <w:r>
-        <w:t>                             </w:t>
-      </w:r>
-    </w:p>
-    <w:p>
-      <w:r>
-        <w:t>                              Accuracy can be misleading because of</w:t>
-      </w:r>
-    </w:p>
-    <w:p>
-      <w:r>
         <w:t>                              imbalanced dataset.</w:t>
       </w:r>
     </w:p>
@@ -2718,6 +3080,7 @@
           <w:b/>
           <w:bCs/>
         </w:rPr>
+        <w:lastRenderedPageBreak/>
         <w:t>21.</w:t>
       </w:r>
     </w:p>
@@ -2764,7 +3127,7 @@
                     <pic:cNvPicPr/>
                   </pic:nvPicPr>
                   <pic:blipFill>
-                    <a:blip r:embed="rId27"/>
+                    <a:blip r:embed="rId30"/>
                     <a:stretch>
                       <a:fillRect/>
                     </a:stretch>
@@ -2822,68 +3185,52 @@
           <w:i/>
           <w:iCs/>
         </w:rPr>
-        <w:t>Example: Number of customer calls received per hour at a call center.</w:t>
-      </w:r>
-    </w:p>
-    <w:p>
-      <w:r>
-        <w:t xml:space="preserve">  </w:t>
-      </w:r>
-      <w:r>
-        <w:rPr>
-          <w:b/>
-          <w:bCs/>
-        </w:rPr>
-        <w:t>Binomial distribution</w:t>
-      </w:r>
-      <w:r>
-        <w:t>: Models the number of successes in a fixed number of independent yes/no trials.</w:t>
-      </w:r>
-      <w:r>
-        <w:br/>
-      </w:r>
+        <w:t xml:space="preserve">Example: Number of customer calls received per hour at a call </w:t>
+      </w:r>
+      <w:proofErr w:type="spellStart"/>
       <w:r>
         <w:rPr>
           <w:i/>
           <w:iCs/>
         </w:rPr>
-        <w:t>Example: Number of heads in 10 coin tosses.</w:t>
-      </w:r>
-    </w:p>
-    <w:p>
-      <w:r>
-        <w:t xml:space="preserve">  </w:t>
-      </w:r>
-      <w:r>
-        <w:rPr>
-          <w:b/>
-          <w:bCs/>
-        </w:rPr>
-        <w:t>Exponential distribution</w:t>
-      </w:r>
-      <w:r>
-        <w:t>: Models the time between events in a Poisson process.</w:t>
-      </w:r>
-      <w:r>
-        <w:br/>
-      </w:r>
+        <w:t>center</w:t>
+      </w:r>
+      <w:proofErr w:type="spellEnd"/>
       <w:r>
         <w:rPr>
           <w:i/>
           <w:iCs/>
         </w:rPr>
-        <w:t>Example: Time between incoming calls at a help desk.</w:t>
-      </w:r>
-    </w:p>
-    <w:p>
-      <w:pPr>
+        <w:t>.</w:t>
+      </w:r>
+    </w:p>
+    <w:p>
+      <w:r>
+        <w:t xml:space="preserve">  </w:t>
+      </w:r>
+      <w:r>
+        <w:rPr>
+          <w:b/>
+          <w:bCs/>
+        </w:rPr>
+        <w:t>Binomial distribution</w:t>
+      </w:r>
+      <w:r>
+        <w:t>: Models the number of successes in a fixed number of independent yes/no trials.</w:t>
+      </w:r>
+      <w:r>
+        <w:br/>
+      </w:r>
+      <w:r>
         <w:rPr>
           <w:i/>
           <w:iCs/>
         </w:rPr>
-      </w:pPr>
-      <w:r>
-        <w:lastRenderedPageBreak/>
+        <w:t>Example: Number of heads in 10 coin tosses.</w:t>
+      </w:r>
+    </w:p>
+    <w:p>
+      <w:r>
         <w:t xml:space="preserve">  </w:t>
       </w:r>
       <w:r>
@@ -2891,10 +3238,10 @@
           <w:b/>
           <w:bCs/>
         </w:rPr>
-        <w:t>Negative binomial distribution</w:t>
-      </w:r>
-      <w:r>
-        <w:t>: Models the number of trials needed to get a fixed number of successes.</w:t>
+        <w:t>Exponential distribution</w:t>
+      </w:r>
+      <w:r>
+        <w:t>: Models the time between events in a Poisson process.</w:t>
       </w:r>
       <w:r>
         <w:br/>
@@ -2904,6 +3251,37 @@
           <w:i/>
           <w:iCs/>
         </w:rPr>
+        <w:t>Example: Time between incoming calls at a help desk.</w:t>
+      </w:r>
+    </w:p>
+    <w:p>
+      <w:pPr>
+        <w:rPr>
+          <w:i/>
+          <w:iCs/>
+        </w:rPr>
+      </w:pPr>
+      <w:r>
+        <w:t xml:space="preserve">  </w:t>
+      </w:r>
+      <w:r>
+        <w:rPr>
+          <w:b/>
+          <w:bCs/>
+        </w:rPr>
+        <w:t>Negative binomial distribution</w:t>
+      </w:r>
+      <w:r>
+        <w:t>: Models the number of trials needed to get a fixed number of successes.</w:t>
+      </w:r>
+      <w:r>
+        <w:br/>
+      </w:r>
+      <w:r>
+        <w:rPr>
+          <w:i/>
+          <w:iCs/>
+        </w:rPr>
         <w:t>Example: Number of coin tosses needed to get 3 heads.</w:t>
       </w:r>
     </w:p>
@@ -2993,6 +3371,7 @@
           <w:noProof/>
           <w:lang w:val="en-US"/>
         </w:rPr>
+        <w:lastRenderedPageBreak/>
         <w:drawing>
           <wp:inline distT="0" distB="0" distL="0" distR="0" wp14:anchorId="4908B9D3" wp14:editId="6ECDA6E5">
             <wp:extent cx="4678680" cy="1878522"/>
@@ -3009,7 +3388,7 @@
                     <pic:cNvPicPr/>
                   </pic:nvPicPr>
                   <pic:blipFill>
-                    <a:blip r:embed="rId28"/>
+                    <a:blip r:embed="rId31"/>
                     <a:stretch>
                       <a:fillRect/>
                     </a:stretch>
@@ -3040,7 +3419,21 @@
         <w:rPr>
           <w:lang w:val="en-US"/>
         </w:rPr>
-        <w:t>With ROC curve we will find confusion Metrix for this each threshold, the curved line are called ROC curve and the space under the curved line are called AUC, In Roc curve we will pot the True positive rate on y axis and False positive(wrong predictions) on x axis.</w:t>
+        <w:t xml:space="preserve">With ROC curve we will find confusion Metrix for this each threshold, the curved line are called ROC curve and the space under the curved line are called AUC, In Roc curve we will </w:t>
+      </w:r>
+      <w:proofErr w:type="spellStart"/>
+      <w:r>
+        <w:rPr>
+          <w:lang w:val="en-US"/>
+        </w:rPr>
+        <w:t>pot</w:t>
+      </w:r>
+      <w:proofErr w:type="spellEnd"/>
+      <w:r>
+        <w:rPr>
+          <w:lang w:val="en-US"/>
+        </w:rPr>
+        <w:t xml:space="preserve"> the True positive rate on y axis and False positive(wrong predictions) on x axis.</w:t>
       </w:r>
     </w:p>
     <w:p>
@@ -3088,7 +3481,6 @@
           <w:noProof/>
           <w:lang w:val="en-US"/>
         </w:rPr>
-        <w:lastRenderedPageBreak/>
         <w:drawing>
           <wp:inline distT="0" distB="0" distL="0" distR="0" wp14:anchorId="628897D3" wp14:editId="2D356494">
             <wp:extent cx="5731510" cy="2809875"/>
@@ -3105,7 +3497,7 @@
                     <pic:cNvPicPr/>
                   </pic:nvPicPr>
                   <pic:blipFill>
-                    <a:blip r:embed="rId29"/>
+                    <a:blip r:embed="rId32"/>
                     <a:stretch>
                       <a:fillRect/>
                     </a:stretch>
@@ -3162,6 +3554,7 @@
         <w:rPr>
           <w:noProof/>
         </w:rPr>
+        <w:lastRenderedPageBreak/>
         <w:drawing>
           <wp:inline distT="0" distB="0" distL="0" distR="0" wp14:anchorId="74603CF5" wp14:editId="2B0F6FE0">
             <wp:extent cx="4225636" cy="2220027"/>
@@ -3178,7 +3571,7 @@
                     <pic:cNvPicPr/>
                   </pic:nvPicPr>
                   <pic:blipFill>
-                    <a:blip r:embed="rId30"/>
+                    <a:blip r:embed="rId33"/>
                     <a:stretch>
                       <a:fillRect/>
                     </a:stretch>
@@ -3229,7 +3622,7 @@
                     <pic:cNvPicPr/>
                   </pic:nvPicPr>
                   <pic:blipFill>
-                    <a:blip r:embed="rId31"/>
+                    <a:blip r:embed="rId34"/>
                     <a:stretch>
                       <a:fillRect/>
                     </a:stretch>
@@ -3311,96 +3704,122 @@
           <w:bCs/>
           <w:lang w:val="en-US"/>
         </w:rPr>
-        <w:t>Likelihood and prios</w:t>
-      </w:r>
-    </w:p>
-    <w:p>
-      <w:r>
+        <w:t xml:space="preserve">Likelihood and </w:t>
+      </w:r>
+      <w:proofErr w:type="spellStart"/>
+      <w:r>
+        <w:rPr>
+          <w:b/>
+          <w:bCs/>
+          <w:lang w:val="en-US"/>
+        </w:rPr>
+        <w:t>prios</w:t>
+      </w:r>
+      <w:proofErr w:type="spellEnd"/>
+    </w:p>
+    <w:p>
+      <w:r>
+        <w:t xml:space="preserve">In below data set yellow highlight is </w:t>
+      </w:r>
+      <w:proofErr w:type="spellStart"/>
+      <w:r>
+        <w:t>a</w:t>
+      </w:r>
+      <w:proofErr w:type="spellEnd"/>
+      <w:r>
+        <w:t xml:space="preserve"> event(event A) that already occurred, blue highlight is the event(event B) that are going to occur because of the event A.</w:t>
+      </w:r>
+    </w:p>
+    <w:p>
+      <w:r>
+        <w:t>With the provided dataset we are going to find is the input X are fall in which type of category(yes/no)</w:t>
+      </w:r>
+    </w:p>
+    <w:p>
+      <w:r>
+        <w:t xml:space="preserve">Pink highlight is called </w:t>
+      </w:r>
+      <w:r>
+        <w:rPr>
+          <w:b/>
+          <w:bCs/>
+        </w:rPr>
+        <w:t>likelihood</w:t>
+      </w:r>
+      <w:r>
+        <w:t xml:space="preserve"> of </w:t>
+      </w:r>
+      <w:proofErr w:type="spellStart"/>
+      <w:r>
+        <w:t>a</w:t>
+      </w:r>
+      <w:proofErr w:type="spellEnd"/>
+      <w:r>
+        <w:t xml:space="preserve"> event. And orange is called prior, a </w:t>
+      </w:r>
+      <w:r>
+        <w:rPr>
+          <w:b/>
+          <w:bCs/>
+        </w:rPr>
+        <w:t>prior will give</w:t>
+      </w:r>
+      <w:r>
+        <w:t xml:space="preserve"> the </w:t>
+      </w:r>
+      <w:r>
+        <w:rPr>
+          <w:b/>
+          <w:bCs/>
+        </w:rPr>
+        <w:t>probability</w:t>
+      </w:r>
+      <w:r>
+        <w:t xml:space="preserve"> result </w:t>
+      </w:r>
+      <w:r>
+        <w:rPr>
+          <w:b/>
+          <w:bCs/>
+        </w:rPr>
+        <w:t>without finding</w:t>
+      </w:r>
+      <w:r>
+        <w:t xml:space="preserve"> the </w:t>
+      </w:r>
+      <w:r>
+        <w:rPr>
+          <w:b/>
+          <w:bCs/>
+        </w:rPr>
+        <w:t>likelihood</w:t>
+      </w:r>
+      <w:r>
+        <w:t>.</w:t>
+      </w:r>
+    </w:p>
+    <w:p>
+      <w:pPr>
+        <w:rPr>
+          <w:b/>
+          <w:bCs/>
+          <w:lang w:val="en-US"/>
+        </w:rPr>
+      </w:pPr>
+    </w:p>
+    <w:p>
+      <w:pPr>
+        <w:rPr>
+          <w:b/>
+          <w:bCs/>
+          <w:lang w:val="en-US"/>
+        </w:rPr>
+      </w:pPr>
+      <w:r>
+        <w:rPr>
+          <w:noProof/>
+        </w:rPr>
         <w:lastRenderedPageBreak/>
-        <w:t>In below data set yellow highlight is a event(event A) that already occurred, blue highlight is the event(event B) that are going to occur because of the event A.</w:t>
-      </w:r>
-    </w:p>
-    <w:p>
-      <w:r>
-        <w:t>With the provided dataset we are going to find is the input X are fall in which type of category(yes/no)</w:t>
-      </w:r>
-    </w:p>
-    <w:p>
-      <w:r>
-        <w:t xml:space="preserve">Pink highlight is called </w:t>
-      </w:r>
-      <w:r>
-        <w:rPr>
-          <w:b/>
-          <w:bCs/>
-        </w:rPr>
-        <w:t>likelihood</w:t>
-      </w:r>
-      <w:r>
-        <w:t xml:space="preserve"> of a event. And orange is called prior, a </w:t>
-      </w:r>
-      <w:r>
-        <w:rPr>
-          <w:b/>
-          <w:bCs/>
-        </w:rPr>
-        <w:t>prior will give</w:t>
-      </w:r>
-      <w:r>
-        <w:t xml:space="preserve"> the </w:t>
-      </w:r>
-      <w:r>
-        <w:rPr>
-          <w:b/>
-          <w:bCs/>
-        </w:rPr>
-        <w:t>probability</w:t>
-      </w:r>
-      <w:r>
-        <w:t xml:space="preserve"> result </w:t>
-      </w:r>
-      <w:r>
-        <w:rPr>
-          <w:b/>
-          <w:bCs/>
-        </w:rPr>
-        <w:t>without finding</w:t>
-      </w:r>
-      <w:r>
-        <w:t xml:space="preserve"> the </w:t>
-      </w:r>
-      <w:r>
-        <w:rPr>
-          <w:b/>
-          <w:bCs/>
-        </w:rPr>
-        <w:t>likelihood</w:t>
-      </w:r>
-      <w:r>
-        <w:t>.</w:t>
-      </w:r>
-    </w:p>
-    <w:p>
-      <w:pPr>
-        <w:rPr>
-          <w:b/>
-          <w:bCs/>
-          <w:lang w:val="en-US"/>
-        </w:rPr>
-      </w:pPr>
-    </w:p>
-    <w:p>
-      <w:pPr>
-        <w:rPr>
-          <w:b/>
-          <w:bCs/>
-          <w:lang w:val="en-US"/>
-        </w:rPr>
-      </w:pPr>
-      <w:r>
-        <w:rPr>
-          <w:noProof/>
-        </w:rPr>
         <w:drawing>
           <wp:inline distT="0" distB="0" distL="0" distR="0" wp14:anchorId="0808C937" wp14:editId="541C02F8">
             <wp:extent cx="5731510" cy="2434590"/>
@@ -3417,7 +3836,7 @@
                     <pic:cNvPicPr/>
                   </pic:nvPicPr>
                   <pic:blipFill>
-                    <a:blip r:embed="rId32"/>
+                    <a:blip r:embed="rId35"/>
                     <a:stretch>
                       <a:fillRect/>
                     </a:stretch>
@@ -3470,7 +3889,6 @@
           <w:noProof/>
           <w:lang w:val="en-US"/>
         </w:rPr>
-        <w:lastRenderedPageBreak/>
         <w:drawing>
           <wp:inline distT="0" distB="0" distL="0" distR="0" wp14:anchorId="51AAC294" wp14:editId="1EF7837B">
             <wp:extent cx="4007325" cy="4759036"/>
@@ -3487,7 +3905,7 @@
                     <pic:cNvPicPr/>
                   </pic:nvPicPr>
                   <pic:blipFill>
-                    <a:blip r:embed="rId33"/>
+                    <a:blip r:embed="rId36"/>
                     <a:stretch>
                       <a:fillRect/>
                     </a:stretch>
@@ -3549,6 +3967,7 @@
           <w:noProof/>
           <w:lang w:val="en-US"/>
         </w:rPr>
+        <w:lastRenderedPageBreak/>
         <w:drawing>
           <wp:inline distT="0" distB="0" distL="0" distR="0" wp14:anchorId="187BC5C0" wp14:editId="5F5E15D7">
             <wp:extent cx="4777740" cy="2787015"/>
@@ -3565,7 +3984,7 @@
                     <pic:cNvPicPr/>
                   </pic:nvPicPr>
                   <pic:blipFill>
-                    <a:blip r:embed="rId34"/>
+                    <a:blip r:embed="rId37"/>
                     <a:stretch>
                       <a:fillRect/>
                     </a:stretch>
@@ -3601,7 +4020,6 @@
           <w:noProof/>
           <w:lang w:val="en-US"/>
         </w:rPr>
-        <w:lastRenderedPageBreak/>
         <w:drawing>
           <wp:inline distT="0" distB="0" distL="0" distR="0" wp14:anchorId="3778B0B3" wp14:editId="2C1F8378">
             <wp:extent cx="4076700" cy="3772556"/>
@@ -3618,7 +4036,7 @@
                     <pic:cNvPicPr/>
                   </pic:nvPicPr>
                   <pic:blipFill>
-                    <a:blip r:embed="rId35"/>
+                    <a:blip r:embed="rId38"/>
                     <a:stretch>
                       <a:fillRect/>
                     </a:stretch>
@@ -3654,6 +4072,7 @@
           <w:noProof/>
           <w:lang w:val="en-US"/>
         </w:rPr>
+        <w:lastRenderedPageBreak/>
         <w:drawing>
           <wp:inline distT="0" distB="0" distL="0" distR="0" wp14:anchorId="50034E29" wp14:editId="29DA643F">
             <wp:extent cx="3284220" cy="2812519"/>
@@ -3670,7 +4089,7 @@
                     <pic:cNvPicPr/>
                   </pic:nvPicPr>
                   <pic:blipFill>
-                    <a:blip r:embed="rId36"/>
+                    <a:blip r:embed="rId39"/>
                     <a:stretch>
                       <a:fillRect/>
                     </a:stretch>
@@ -3706,7 +4125,6 @@
           <w:noProof/>
           <w:lang w:val="en-US"/>
         </w:rPr>
-        <w:lastRenderedPageBreak/>
         <w:drawing>
           <wp:inline distT="0" distB="0" distL="0" distR="0" wp14:anchorId="3A448733" wp14:editId="72037FD9">
             <wp:extent cx="3703320" cy="2153637"/>
@@ -3723,7 +4141,7 @@
                     <pic:cNvPicPr/>
                   </pic:nvPicPr>
                   <pic:blipFill>
-                    <a:blip r:embed="rId37"/>
+                    <a:blip r:embed="rId40"/>
                     <a:stretch>
                       <a:fillRect/>
                     </a:stretch>
@@ -3775,7 +4193,7 @@
                     <pic:cNvPicPr/>
                   </pic:nvPicPr>
                   <pic:blipFill>
-                    <a:blip r:embed="rId38"/>
+                    <a:blip r:embed="rId41"/>
                     <a:stretch>
                       <a:fillRect/>
                     </a:stretch>
@@ -3885,6 +4303,7 @@
     </w:p>
     <w:p>
       <w:r>
+        <w:lastRenderedPageBreak/>
         <w:t xml:space="preserve">The line which separates the red and green are also called </w:t>
       </w:r>
       <w:r>
@@ -3934,7 +4353,7 @@
                     <pic:cNvPicPr/>
                   </pic:nvPicPr>
                   <pic:blipFill>
-                    <a:blip r:embed="rId39"/>
+                    <a:blip r:embed="rId42"/>
                     <a:stretch>
                       <a:fillRect/>
                     </a:stretch>
@@ -4080,7 +4499,7 @@
                     <pic:cNvPicPr/>
                   </pic:nvPicPr>
                   <pic:blipFill>
-                    <a:blip r:embed="rId40"/>
+                    <a:blip r:embed="rId43"/>
                     <a:stretch>
                       <a:fillRect/>
                     </a:stretch>
@@ -4130,7 +4549,7 @@
                     <pic:cNvPicPr/>
                   </pic:nvPicPr>
                   <pic:blipFill>
-                    <a:blip r:embed="rId41"/>
+                    <a:blip r:embed="rId44"/>
                     <a:stretch>
                       <a:fillRect/>
                     </a:stretch>
@@ -4164,6 +4583,7 @@
           <w:bCs/>
           <w:noProof/>
         </w:rPr>
+        <w:lastRenderedPageBreak/>
         <w:drawing>
           <wp:inline distT="0" distB="0" distL="0" distR="0" wp14:anchorId="4FFD33DC" wp14:editId="3FBB6E31">
             <wp:extent cx="4137660" cy="1900259"/>
@@ -4180,7 +4600,7 @@
                     <pic:cNvPicPr/>
                   </pic:nvPicPr>
                   <pic:blipFill>
-                    <a:blip r:embed="rId42"/>
+                    <a:blip r:embed="rId45"/>
                     <a:stretch>
                       <a:fillRect/>
                     </a:stretch>
@@ -4214,7 +4634,6 @@
           <w:bCs/>
           <w:noProof/>
         </w:rPr>
-        <w:lastRenderedPageBreak/>
         <w:drawing>
           <wp:inline distT="0" distB="0" distL="0" distR="0" wp14:anchorId="147F1D87" wp14:editId="6B9C81B5">
             <wp:extent cx="4221480" cy="3144572"/>
@@ -4231,7 +4650,7 @@
                     <pic:cNvPicPr/>
                   </pic:nvPicPr>
                   <pic:blipFill>
-                    <a:blip r:embed="rId43"/>
+                    <a:blip r:embed="rId46"/>
                     <a:stretch>
                       <a:fillRect/>
                     </a:stretch>

--- a/machine_learning_basics/mlbasics_test_answers.docx
+++ b/machine_learning_basics/mlbasics_test_answers.docx
@@ -1822,11 +1822,20 @@
     </w:p>
     <w:p>
       <w:r>
-        <w:t>Extended version of the above algorithm, it has split info and gain ratio are the formulas used to get randomness of features and the nodes for our tree. Compare to ID3 algorithm it is efficient.</w:t>
-      </w:r>
-    </w:p>
-    <w:p>
-      <w:r>
+        <w:t xml:space="preserve">Extended version of the above algorithm, it has split info and gain ratio are the formulas used to get randomness of </w:t>
+      </w:r>
+      <w:r>
+        <w:t>dataset</w:t>
+      </w:r>
+      <w:r>
+        <w:t xml:space="preserve"> and the nodes for our tree. Compare to ID3 algorithm it is efficient.</w:t>
+      </w:r>
+    </w:p>
+    <w:p>
+      <w:r>
+        <w:rPr>
+          <w:noProof/>
+        </w:rPr>
         <w:drawing>
           <wp:inline distT="0" distB="0" distL="0" distR="0" wp14:anchorId="43A942A5" wp14:editId="4F6E7C9F">
             <wp:extent cx="2133600" cy="1203380"/>
@@ -1891,14 +1900,14 @@
     </w:p>
     <w:p>
       <w:r>
-        <w:t xml:space="preserve">In split info </w:t>
-      </w:r>
-      <w:r>
-        <w:t>we are splitting the income with some condition so it has no of low, medium, high salaries.</w:t>
-      </w:r>
-    </w:p>
-    <w:p>
-      <w:r>
+        <w:t>In split info we are splitting the income with some condition so it has no of low, medium, high salaries.</w:t>
+      </w:r>
+    </w:p>
+    <w:p>
+      <w:r>
+        <w:rPr>
+          <w:noProof/>
+        </w:rPr>
         <w:drawing>
           <wp:inline distT="0" distB="0" distL="0" distR="0" wp14:anchorId="784F4193" wp14:editId="1393A49C">
             <wp:extent cx="2959340" cy="2540000"/>
@@ -1966,6 +1975,9 @@
     </w:p>
     <w:p>
       <w:r>
+        <w:rPr>
+          <w:noProof/>
+        </w:rPr>
         <w:drawing>
           <wp:inline distT="0" distB="0" distL="0" distR="0" wp14:anchorId="4CDD5D7C" wp14:editId="63584A51">
             <wp:extent cx="3352800" cy="1787807"/>
@@ -2044,7 +2056,63 @@
       </w:r>
     </w:p>
     <w:p/>
-    <w:p/>
+    <w:p>
+      <w:pPr>
+        <w:rPr>
+          <w:b/>
+          <w:bCs/>
+        </w:rPr>
+      </w:pPr>
+      <w:r>
+        <w:rPr>
+          <w:b/>
+          <w:bCs/>
+        </w:rPr>
+        <w:t>CODE TO VIEW FORMED DECISION TREE</w:t>
+      </w:r>
+    </w:p>
+    <w:p>
+      <w:r>
+        <w:rPr>
+          <w:noProof/>
+        </w:rPr>
+        <w:drawing>
+          <wp:inline distT="0" distB="0" distL="0" distR="0" wp14:anchorId="12E472B4" wp14:editId="095C0500">
+            <wp:extent cx="3445933" cy="3305061"/>
+            <wp:effectExtent l="0" t="0" r="2540" b="0"/>
+            <wp:docPr id="2006562562" name="Picture 1"/>
+            <wp:cNvGraphicFramePr>
+              <a:graphicFrameLocks xmlns:a="http://schemas.openxmlformats.org/drawingml/2006/main" noChangeAspect="1"/>
+            </wp:cNvGraphicFramePr>
+            <a:graphic xmlns:a="http://schemas.openxmlformats.org/drawingml/2006/main">
+              <a:graphicData uri="http://schemas.openxmlformats.org/drawingml/2006/picture">
+                <pic:pic xmlns:pic="http://schemas.openxmlformats.org/drawingml/2006/picture">
+                  <pic:nvPicPr>
+                    <pic:cNvPr id="2006562562" name=""/>
+                    <pic:cNvPicPr/>
+                  </pic:nvPicPr>
+                  <pic:blipFill>
+                    <a:blip r:embed="rId24"/>
+                    <a:stretch>
+                      <a:fillRect/>
+                    </a:stretch>
+                  </pic:blipFill>
+                  <pic:spPr>
+                    <a:xfrm>
+                      <a:off x="0" y="0"/>
+                      <a:ext cx="3457539" cy="3316193"/>
+                    </a:xfrm>
+                    <a:prstGeom prst="rect">
+                      <a:avLst/>
+                    </a:prstGeom>
+                  </pic:spPr>
+                </pic:pic>
+              </a:graphicData>
+            </a:graphic>
+          </wp:inline>
+        </w:drawing>
+      </w:r>
+    </w:p>
     <w:p>
       <w:pPr>
         <w:rPr>
@@ -2144,6 +2212,7 @@
     </w:p>
     <w:p>
       <w:r>
+        <w:lastRenderedPageBreak/>
         <w:t xml:space="preserve">The formula for polynomial regression is </w:t>
       </w:r>
     </w:p>
@@ -2170,7 +2239,6 @@
         <w:rPr>
           <w:noProof/>
         </w:rPr>
-        <w:lastRenderedPageBreak/>
         <w:drawing>
           <wp:inline distT="0" distB="0" distL="0" distR="0" wp14:anchorId="235BAAD0" wp14:editId="0EB4AD1B">
             <wp:extent cx="4648200" cy="3206099"/>
@@ -2187,7 +2255,7 @@
                     <pic:cNvPicPr/>
                   </pic:nvPicPr>
                   <pic:blipFill>
-                    <a:blip r:embed="rId24"/>
+                    <a:blip r:embed="rId25"/>
                     <a:stretch>
                       <a:fillRect/>
                     </a:stretch>
@@ -2229,7 +2297,7 @@
                     <pic:cNvPicPr/>
                   </pic:nvPicPr>
                   <pic:blipFill>
-                    <a:blip r:embed="rId25"/>
+                    <a:blip r:embed="rId26"/>
                     <a:stretch>
                       <a:fillRect/>
                     </a:stretch>
@@ -2346,7 +2414,7 @@
                     <pic:cNvPicPr/>
                   </pic:nvPicPr>
                   <pic:blipFill>
-                    <a:blip r:embed="rId26"/>
+                    <a:blip r:embed="rId27"/>
                     <a:stretch>
                       <a:fillRect/>
                     </a:stretch>
@@ -2396,7 +2464,7 @@
                     <pic:cNvPicPr/>
                   </pic:nvPicPr>
                   <pic:blipFill>
-                    <a:blip r:embed="rId27"/>
+                    <a:blip r:embed="rId28"/>
                     <a:stretch>
                       <a:fillRect/>
                     </a:stretch>
@@ -2459,7 +2527,7 @@
                     <pic:cNvPicPr/>
                   </pic:nvPicPr>
                   <pic:blipFill>
-                    <a:blip r:embed="rId28"/>
+                    <a:blip r:embed="rId29"/>
                     <a:stretch>
                       <a:fillRect/>
                     </a:stretch>
@@ -2543,7 +2611,7 @@
                     <pic:cNvPicPr/>
                   </pic:nvPicPr>
                   <pic:blipFill>
-                    <a:blip r:embed="rId29">
+                    <a:blip r:embed="rId30">
                       <a:extLst>
                         <a:ext uri="{28A0092B-C50C-407E-A947-70E740481C1C}">
                           <a14:useLocalDpi xmlns:a14="http://schemas.microsoft.com/office/drawing/2010/main" val="0"/>
@@ -3127,7 +3195,7 @@
                     <pic:cNvPicPr/>
                   </pic:nvPicPr>
                   <pic:blipFill>
-                    <a:blip r:embed="rId30"/>
+                    <a:blip r:embed="rId31"/>
                     <a:stretch>
                       <a:fillRect/>
                     </a:stretch>
@@ -3388,7 +3456,7 @@
                     <pic:cNvPicPr/>
                   </pic:nvPicPr>
                   <pic:blipFill>
-                    <a:blip r:embed="rId31"/>
+                    <a:blip r:embed="rId32"/>
                     <a:stretch>
                       <a:fillRect/>
                     </a:stretch>
@@ -3497,7 +3565,7 @@
                     <pic:cNvPicPr/>
                   </pic:nvPicPr>
                   <pic:blipFill>
-                    <a:blip r:embed="rId32"/>
+                    <a:blip r:embed="rId33"/>
                     <a:stretch>
                       <a:fillRect/>
                     </a:stretch>
@@ -3571,7 +3639,7 @@
                     <pic:cNvPicPr/>
                   </pic:nvPicPr>
                   <pic:blipFill>
-                    <a:blip r:embed="rId33"/>
+                    <a:blip r:embed="rId34"/>
                     <a:stretch>
                       <a:fillRect/>
                     </a:stretch>
@@ -3622,7 +3690,7 @@
                     <pic:cNvPicPr/>
                   </pic:nvPicPr>
                   <pic:blipFill>
-                    <a:blip r:embed="rId34"/>
+                    <a:blip r:embed="rId35"/>
                     <a:stretch>
                       <a:fillRect/>
                     </a:stretch>
@@ -3836,7 +3904,7 @@
                     <pic:cNvPicPr/>
                   </pic:nvPicPr>
                   <pic:blipFill>
-                    <a:blip r:embed="rId35"/>
+                    <a:blip r:embed="rId36"/>
                     <a:stretch>
                       <a:fillRect/>
                     </a:stretch>
@@ -3905,7 +3973,7 @@
                     <pic:cNvPicPr/>
                   </pic:nvPicPr>
                   <pic:blipFill>
-                    <a:blip r:embed="rId36"/>
+                    <a:blip r:embed="rId37"/>
                     <a:stretch>
                       <a:fillRect/>
                     </a:stretch>
@@ -3984,7 +4052,7 @@
                     <pic:cNvPicPr/>
                   </pic:nvPicPr>
                   <pic:blipFill>
-                    <a:blip r:embed="rId37"/>
+                    <a:blip r:embed="rId38"/>
                     <a:stretch>
                       <a:fillRect/>
                     </a:stretch>
@@ -4036,7 +4104,7 @@
                     <pic:cNvPicPr/>
                   </pic:nvPicPr>
                   <pic:blipFill>
-                    <a:blip r:embed="rId38"/>
+                    <a:blip r:embed="rId39"/>
                     <a:stretch>
                       <a:fillRect/>
                     </a:stretch>
@@ -4089,7 +4157,7 @@
                     <pic:cNvPicPr/>
                   </pic:nvPicPr>
                   <pic:blipFill>
-                    <a:blip r:embed="rId39"/>
+                    <a:blip r:embed="rId40"/>
                     <a:stretch>
                       <a:fillRect/>
                     </a:stretch>
@@ -4141,7 +4209,7 @@
                     <pic:cNvPicPr/>
                   </pic:nvPicPr>
                   <pic:blipFill>
-                    <a:blip r:embed="rId40"/>
+                    <a:blip r:embed="rId41"/>
                     <a:stretch>
                       <a:fillRect/>
                     </a:stretch>
@@ -4193,7 +4261,7 @@
                     <pic:cNvPicPr/>
                   </pic:nvPicPr>
                   <pic:blipFill>
-                    <a:blip r:embed="rId41"/>
+                    <a:blip r:embed="rId42"/>
                     <a:stretch>
                       <a:fillRect/>
                     </a:stretch>
@@ -4353,7 +4421,7 @@
                     <pic:cNvPicPr/>
                   </pic:nvPicPr>
                   <pic:blipFill>
-                    <a:blip r:embed="rId42"/>
+                    <a:blip r:embed="rId43"/>
                     <a:stretch>
                       <a:fillRect/>
                     </a:stretch>
@@ -4499,7 +4567,7 @@
                     <pic:cNvPicPr/>
                   </pic:nvPicPr>
                   <pic:blipFill>
-                    <a:blip r:embed="rId43"/>
+                    <a:blip r:embed="rId44"/>
                     <a:stretch>
                       <a:fillRect/>
                     </a:stretch>
@@ -4549,7 +4617,7 @@
                     <pic:cNvPicPr/>
                   </pic:nvPicPr>
                   <pic:blipFill>
-                    <a:blip r:embed="rId44"/>
+                    <a:blip r:embed="rId45"/>
                     <a:stretch>
                       <a:fillRect/>
                     </a:stretch>
@@ -4600,7 +4668,7 @@
                     <pic:cNvPicPr/>
                   </pic:nvPicPr>
                   <pic:blipFill>
-                    <a:blip r:embed="rId45"/>
+                    <a:blip r:embed="rId46"/>
                     <a:stretch>
                       <a:fillRect/>
                     </a:stretch>
@@ -4650,7 +4718,7 @@
                     <pic:cNvPicPr/>
                   </pic:nvPicPr>
                   <pic:blipFill>
-                    <a:blip r:embed="rId46"/>
+                    <a:blip r:embed="rId47"/>
                     <a:stretch>
                       <a:fillRect/>
                     </a:stretch>
@@ -4671,6 +4739,364 @@
         </w:drawing>
       </w:r>
     </w:p>
+    <w:p>
+      <w:pPr>
+        <w:rPr>
+          <w:b/>
+          <w:bCs/>
+        </w:rPr>
+      </w:pPr>
+    </w:p>
+    <w:p>
+      <w:pPr>
+        <w:rPr>
+          <w:b/>
+          <w:bCs/>
+        </w:rPr>
+      </w:pPr>
+      <w:r>
+        <w:rPr>
+          <w:b/>
+          <w:bCs/>
+        </w:rPr>
+        <w:t>28. Steps to select good model</w:t>
+      </w:r>
+    </w:p>
+    <w:p>
+      <w:pPr>
+        <w:numPr>
+          <w:ilvl w:val="0"/>
+          <w:numId w:val="6"/>
+        </w:numPr>
+      </w:pPr>
+      <w:r>
+        <w:rPr>
+          <w:b/>
+          <w:bCs/>
+        </w:rPr>
+        <w:t>Understand Your Data</w:t>
+      </w:r>
+    </w:p>
+    <w:p>
+      <w:pPr>
+        <w:numPr>
+          <w:ilvl w:val="1"/>
+          <w:numId w:val="6"/>
+        </w:numPr>
+      </w:pPr>
+      <w:r>
+        <w:t>Small data → Logistic Regression, Naive Bayes</w:t>
+      </w:r>
+    </w:p>
+    <w:p>
+      <w:pPr>
+        <w:numPr>
+          <w:ilvl w:val="1"/>
+          <w:numId w:val="6"/>
+        </w:numPr>
+      </w:pPr>
+      <w:r>
+        <w:t xml:space="preserve">Tabular → Random Forest, </w:t>
+      </w:r>
+      <w:proofErr w:type="spellStart"/>
+      <w:r>
+        <w:t>XGBoost</w:t>
+      </w:r>
+      <w:proofErr w:type="spellEnd"/>
+    </w:p>
+    <w:p>
+      <w:pPr>
+        <w:numPr>
+          <w:ilvl w:val="1"/>
+          <w:numId w:val="6"/>
+        </w:numPr>
+      </w:pPr>
+      <w:r>
+        <w:t>Image → CNN</w:t>
+      </w:r>
+    </w:p>
+    <w:p>
+      <w:pPr>
+        <w:numPr>
+          <w:ilvl w:val="1"/>
+          <w:numId w:val="6"/>
+        </w:numPr>
+      </w:pPr>
+      <w:r>
+        <w:t>Text/Sequence → LSTM, Transformers</w:t>
+      </w:r>
+    </w:p>
+    <w:p>
+      <w:pPr>
+        <w:numPr>
+          <w:ilvl w:val="0"/>
+          <w:numId w:val="6"/>
+        </w:numPr>
+      </w:pPr>
+      <w:r>
+        <w:rPr>
+          <w:b/>
+          <w:bCs/>
+        </w:rPr>
+        <w:t>Try Multiple Models</w:t>
+      </w:r>
+    </w:p>
+    <w:p>
+      <w:pPr>
+        <w:numPr>
+          <w:ilvl w:val="1"/>
+          <w:numId w:val="6"/>
+        </w:numPr>
+      </w:pPr>
+      <w:r>
+        <w:t>Start with simple ones</w:t>
+      </w:r>
+    </w:p>
+    <w:p>
+      <w:pPr>
+        <w:numPr>
+          <w:ilvl w:val="1"/>
+          <w:numId w:val="6"/>
+        </w:numPr>
+      </w:pPr>
+      <w:r>
+        <w:t xml:space="preserve">Use models like SVM, Random Forest, </w:t>
+      </w:r>
+      <w:proofErr w:type="spellStart"/>
+      <w:r>
+        <w:t>XGBoost</w:t>
+      </w:r>
+      <w:proofErr w:type="spellEnd"/>
+      <w:r>
+        <w:t>, MLP, CNN, RNN based on data type</w:t>
+      </w:r>
+    </w:p>
+    <w:p>
+      <w:pPr>
+        <w:numPr>
+          <w:ilvl w:val="0"/>
+          <w:numId w:val="6"/>
+        </w:numPr>
+      </w:pPr>
+      <w:r>
+        <w:rPr>
+          <w:b/>
+          <w:bCs/>
+        </w:rPr>
+        <w:t>Evaluate with Cross-Validation</w:t>
+      </w:r>
+    </w:p>
+    <w:p>
+      <w:pPr>
+        <w:numPr>
+          <w:ilvl w:val="1"/>
+          <w:numId w:val="6"/>
+        </w:numPr>
+      </w:pPr>
+      <w:r>
+        <w:t>Use k-fold to avoid overfitting</w:t>
+      </w:r>
+    </w:p>
+    <w:p>
+      <w:pPr>
+        <w:numPr>
+          <w:ilvl w:val="1"/>
+          <w:numId w:val="6"/>
+        </w:numPr>
+      </w:pPr>
+      <w:r>
+        <w:lastRenderedPageBreak/>
+        <w:t>Check metrics like Accuracy, F1-score, ROC AUC</w:t>
+      </w:r>
+    </w:p>
+    <w:p>
+      <w:pPr>
+        <w:numPr>
+          <w:ilvl w:val="0"/>
+          <w:numId w:val="6"/>
+        </w:numPr>
+      </w:pPr>
+      <w:r>
+        <w:rPr>
+          <w:b/>
+          <w:bCs/>
+        </w:rPr>
+        <w:t>Use Right Evaluation Metrics</w:t>
+      </w:r>
+    </w:p>
+    <w:p>
+      <w:pPr>
+        <w:numPr>
+          <w:ilvl w:val="1"/>
+          <w:numId w:val="6"/>
+        </w:numPr>
+      </w:pPr>
+      <w:r>
+        <w:t>Balanced data → Accuracy, AUC</w:t>
+      </w:r>
+    </w:p>
+    <w:p>
+      <w:pPr>
+        <w:numPr>
+          <w:ilvl w:val="1"/>
+          <w:numId w:val="6"/>
+        </w:numPr>
+      </w:pPr>
+      <w:r>
+        <w:t>Imbalanced data → F1, Precision, Recall</w:t>
+      </w:r>
+    </w:p>
+    <w:p>
+      <w:pPr>
+        <w:numPr>
+          <w:ilvl w:val="0"/>
+          <w:numId w:val="6"/>
+        </w:numPr>
+      </w:pPr>
+      <w:r>
+        <w:rPr>
+          <w:b/>
+          <w:bCs/>
+        </w:rPr>
+        <w:t>Model Selection Tools</w:t>
+      </w:r>
+    </w:p>
+    <w:p>
+      <w:pPr>
+        <w:numPr>
+          <w:ilvl w:val="1"/>
+          <w:numId w:val="6"/>
+        </w:numPr>
+      </w:pPr>
+      <w:r>
+        <w:t xml:space="preserve">Grid Search, Random Search, </w:t>
+      </w:r>
+      <w:proofErr w:type="spellStart"/>
+      <w:r>
+        <w:t>AutoML</w:t>
+      </w:r>
+      <w:proofErr w:type="spellEnd"/>
+      <w:r>
+        <w:t xml:space="preserve"> (</w:t>
+      </w:r>
+      <w:proofErr w:type="spellStart"/>
+      <w:r>
+        <w:t>AutoKeras</w:t>
+      </w:r>
+      <w:proofErr w:type="spellEnd"/>
+      <w:r>
+        <w:t>, TPOT)</w:t>
+      </w:r>
+    </w:p>
+    <w:p>
+      <w:pPr>
+        <w:numPr>
+          <w:ilvl w:val="0"/>
+          <w:numId w:val="6"/>
+        </w:numPr>
+      </w:pPr>
+      <w:r>
+        <w:rPr>
+          <w:b/>
+          <w:bCs/>
+        </w:rPr>
+        <w:t>Deep Learning Use</w:t>
+      </w:r>
+    </w:p>
+    <w:p>
+      <w:pPr>
+        <w:numPr>
+          <w:ilvl w:val="1"/>
+          <w:numId w:val="6"/>
+        </w:numPr>
+      </w:pPr>
+      <w:r>
+        <w:t>For large data + complex problems (images, text)</w:t>
+      </w:r>
+    </w:p>
+    <w:p>
+      <w:pPr>
+        <w:numPr>
+          <w:ilvl w:val="1"/>
+          <w:numId w:val="6"/>
+        </w:numPr>
+      </w:pPr>
+      <w:r>
+        <w:t>Needs GPU and more time</w:t>
+      </w:r>
+    </w:p>
+    <w:p>
+      <w:pPr>
+        <w:numPr>
+          <w:ilvl w:val="0"/>
+          <w:numId w:val="6"/>
+        </w:numPr>
+      </w:pPr>
+      <w:r>
+        <w:rPr>
+          <w:b/>
+          <w:bCs/>
+        </w:rPr>
+        <w:t>Preprocessing is Essential</w:t>
+      </w:r>
+    </w:p>
+    <w:p>
+      <w:pPr>
+        <w:numPr>
+          <w:ilvl w:val="1"/>
+          <w:numId w:val="6"/>
+        </w:numPr>
+      </w:pPr>
+      <w:r>
+        <w:t>Scale, encode, clean data</w:t>
+      </w:r>
+    </w:p>
+    <w:p>
+      <w:pPr>
+        <w:numPr>
+          <w:ilvl w:val="1"/>
+          <w:numId w:val="6"/>
+        </w:numPr>
+      </w:pPr>
+      <w:r>
+        <w:t>Use feature selection or dimensionality reduction</w:t>
+      </w:r>
+    </w:p>
+    <w:p>
+      <w:pPr>
+        <w:numPr>
+          <w:ilvl w:val="0"/>
+          <w:numId w:val="6"/>
+        </w:numPr>
+      </w:pPr>
+      <w:r>
+        <w:rPr>
+          <w:b/>
+          <w:bCs/>
+        </w:rPr>
+        <w:t>Experiment and Compare</w:t>
+      </w:r>
+    </w:p>
+    <w:p>
+      <w:pPr>
+        <w:numPr>
+          <w:ilvl w:val="1"/>
+          <w:numId w:val="6"/>
+        </w:numPr>
+      </w:pPr>
+      <w:r>
+        <w:t xml:space="preserve">Track and compare models using </w:t>
+      </w:r>
+      <w:proofErr w:type="spellStart"/>
+      <w:r>
+        <w:t>MLFlow</w:t>
+      </w:r>
+      <w:proofErr w:type="spellEnd"/>
+      <w:r>
+        <w:t xml:space="preserve"> or W&amp;B</w:t>
+      </w:r>
+    </w:p>
+    <w:p/>
     <w:p>
       <w:pPr>
         <w:rPr>
@@ -4896,6 +5322,123 @@
     </w:lvl>
   </w:abstractNum>
   <w:abstractNum w:abstractNumId="1" w15:restartNumberingAfterBreak="0">
+    <w:nsid w:val="09C86C83"/>
+    <w:multiLevelType w:val="multilevel"/>
+    <w:tmpl w:val="5642BB6C"/>
+    <w:lvl w:ilvl="0">
+      <w:start w:val="1"/>
+      <w:numFmt w:val="decimal"/>
+      <w:lvlText w:val="%1."/>
+      <w:lvlJc w:val="left"/>
+      <w:pPr>
+        <w:tabs>
+          <w:tab w:val="num" w:pos="720"/>
+        </w:tabs>
+        <w:ind w:left="720" w:hanging="360"/>
+      </w:pPr>
+    </w:lvl>
+    <w:lvl w:ilvl="1">
+      <w:start w:val="1"/>
+      <w:numFmt w:val="bullet"/>
+      <w:lvlText w:val="o"/>
+      <w:lvlJc w:val="left"/>
+      <w:pPr>
+        <w:tabs>
+          <w:tab w:val="num" w:pos="1440"/>
+        </w:tabs>
+        <w:ind w:left="1440" w:hanging="360"/>
+      </w:pPr>
+      <w:rPr>
+        <w:rFonts w:ascii="Courier New" w:hAnsi="Courier New" w:hint="default"/>
+        <w:sz w:val="20"/>
+      </w:rPr>
+    </w:lvl>
+    <w:lvl w:ilvl="2" w:tentative="1">
+      <w:start w:val="1"/>
+      <w:numFmt w:val="decimal"/>
+      <w:lvlText w:val="%3."/>
+      <w:lvlJc w:val="left"/>
+      <w:pPr>
+        <w:tabs>
+          <w:tab w:val="num" w:pos="2160"/>
+        </w:tabs>
+        <w:ind w:left="2160" w:hanging="360"/>
+      </w:pPr>
+    </w:lvl>
+    <w:lvl w:ilvl="3" w:tentative="1">
+      <w:start w:val="1"/>
+      <w:numFmt w:val="decimal"/>
+      <w:lvlText w:val="%4."/>
+      <w:lvlJc w:val="left"/>
+      <w:pPr>
+        <w:tabs>
+          <w:tab w:val="num" w:pos="2880"/>
+        </w:tabs>
+        <w:ind w:left="2880" w:hanging="360"/>
+      </w:pPr>
+    </w:lvl>
+    <w:lvl w:ilvl="4" w:tentative="1">
+      <w:start w:val="1"/>
+      <w:numFmt w:val="decimal"/>
+      <w:lvlText w:val="%5."/>
+      <w:lvlJc w:val="left"/>
+      <w:pPr>
+        <w:tabs>
+          <w:tab w:val="num" w:pos="3600"/>
+        </w:tabs>
+        <w:ind w:left="3600" w:hanging="360"/>
+      </w:pPr>
+    </w:lvl>
+    <w:lvl w:ilvl="5" w:tentative="1">
+      <w:start w:val="1"/>
+      <w:numFmt w:val="decimal"/>
+      <w:lvlText w:val="%6."/>
+      <w:lvlJc w:val="left"/>
+      <w:pPr>
+        <w:tabs>
+          <w:tab w:val="num" w:pos="4320"/>
+        </w:tabs>
+        <w:ind w:left="4320" w:hanging="360"/>
+      </w:pPr>
+    </w:lvl>
+    <w:lvl w:ilvl="6" w:tentative="1">
+      <w:start w:val="1"/>
+      <w:numFmt w:val="decimal"/>
+      <w:lvlText w:val="%7."/>
+      <w:lvlJc w:val="left"/>
+      <w:pPr>
+        <w:tabs>
+          <w:tab w:val="num" w:pos="5040"/>
+        </w:tabs>
+        <w:ind w:left="5040" w:hanging="360"/>
+      </w:pPr>
+    </w:lvl>
+    <w:lvl w:ilvl="7" w:tentative="1">
+      <w:start w:val="1"/>
+      <w:numFmt w:val="decimal"/>
+      <w:lvlText w:val="%8."/>
+      <w:lvlJc w:val="left"/>
+      <w:pPr>
+        <w:tabs>
+          <w:tab w:val="num" w:pos="5760"/>
+        </w:tabs>
+        <w:ind w:left="5760" w:hanging="360"/>
+      </w:pPr>
+    </w:lvl>
+    <w:lvl w:ilvl="8" w:tentative="1">
+      <w:start w:val="1"/>
+      <w:numFmt w:val="decimal"/>
+      <w:lvlText w:val="%9."/>
+      <w:lvlJc w:val="left"/>
+      <w:pPr>
+        <w:tabs>
+          <w:tab w:val="num" w:pos="6480"/>
+        </w:tabs>
+        <w:ind w:left="6480" w:hanging="360"/>
+      </w:pPr>
+    </w:lvl>
+  </w:abstractNum>
+  <w:abstractNum w:abstractNumId="2" w15:restartNumberingAfterBreak="0">
     <w:nsid w:val="09D5706F"/>
     <w:multiLevelType w:val="hybridMultilevel"/>
     <w:tmpl w:val="7AD0E70A"/>
@@ -4984,7 +5527,7 @@
       </w:pPr>
     </w:lvl>
   </w:abstractNum>
-  <w:abstractNum w:abstractNumId="2" w15:restartNumberingAfterBreak="0">
+  <w:abstractNum w:abstractNumId="3" w15:restartNumberingAfterBreak="0">
     <w:nsid w:val="0C5414FD"/>
     <w:multiLevelType w:val="hybridMultilevel"/>
     <w:tmpl w:val="1F127BFC"/>
@@ -5073,7 +5616,7 @@
       </w:pPr>
     </w:lvl>
   </w:abstractNum>
-  <w:abstractNum w:abstractNumId="3" w15:restartNumberingAfterBreak="0">
+  <w:abstractNum w:abstractNumId="4" w15:restartNumberingAfterBreak="0">
     <w:nsid w:val="0DB62BBE"/>
     <w:multiLevelType w:val="multilevel"/>
     <w:tmpl w:val="AB7A145A"/>
@@ -5186,7 +5729,7 @@
       </w:pPr>
     </w:lvl>
   </w:abstractNum>
-  <w:abstractNum w:abstractNumId="4" w15:restartNumberingAfterBreak="0">
+  <w:abstractNum w:abstractNumId="5" w15:restartNumberingAfterBreak="0">
     <w:nsid w:val="53A364D5"/>
     <w:multiLevelType w:val="hybridMultilevel"/>
     <w:tmpl w:val="6FF46BFC"/>
@@ -5276,19 +5819,22 @@
     </w:lvl>
   </w:abstractNum>
   <w:num w:numId="1" w16cid:durableId="1346979168">
-    <w:abstractNumId w:val="1"/>
+    <w:abstractNumId w:val="2"/>
   </w:num>
   <w:num w:numId="2" w16cid:durableId="214005091">
-    <w:abstractNumId w:val="4"/>
+    <w:abstractNumId w:val="5"/>
   </w:num>
   <w:num w:numId="3" w16cid:durableId="2071226595">
-    <w:abstractNumId w:val="2"/>
+    <w:abstractNumId w:val="3"/>
   </w:num>
   <w:num w:numId="4" w16cid:durableId="456919193">
-    <w:abstractNumId w:val="3"/>
+    <w:abstractNumId w:val="4"/>
   </w:num>
   <w:num w:numId="5" w16cid:durableId="1750811410">
     <w:abstractNumId w:val="0"/>
+  </w:num>
+  <w:num w:numId="6" w16cid:durableId="1520582913">
+    <w:abstractNumId w:val="1"/>
   </w:num>
 </w:numbering>
 </file>
@@ -5897,7 +6443,6 @@
   <w:style w:type="character" w:default="1" w:styleId="DefaultParagraphFont">
     <w:name w:val="Default Paragraph Font"/>
     <w:uiPriority w:val="1"/>
-    <w:semiHidden/>
     <w:unhideWhenUsed/>
   </w:style>
   <w:style w:type="table" w:default="1" w:styleId="TableNormal">
